--- a/Отчет_ЛР2_ПТПМ.docx
+++ b/Отчет_ЛР2_ПТПМ.docx
@@ -1,6 +1,6 @@
 
 <file path=word/document.xml><?xml version="1.0" encoding="utf-8"?>
-<w:document xmlns:wpc="http://schemas.microsoft.com/office/word/2010/wordprocessingCanvas" xmlns:cx="http://schemas.microsoft.com/office/drawing/2014/chartex" xmlns:cx1="http://schemas.microsoft.com/office/drawing/2015/9/8/chartex" xmlns:cx2="http://schemas.microsoft.com/office/drawing/2015/10/21/chartex" xmlns:cx3="http://schemas.microsoft.com/office/drawing/2016/5/9/chartex" xmlns:cx4="http://schemas.microsoft.com/office/drawing/2016/5/10/chartex" xmlns:cx5="http://schemas.microsoft.com/office/drawing/2016/5/11/chartex" xmlns:cx6="http://schemas.microsoft.com/office/drawing/2016/5/12/chartex" xmlns:cx7="http://schemas.microsoft.com/office/drawing/2016/5/13/chartex" xmlns:cx8="http://schemas.microsoft.com/office/drawing/2016/5/14/chartex" xmlns:mc="http://schemas.openxmlformats.org/markup-compatibility/2006" xmlns:aink="http://schemas.microsoft.com/office/drawing/2016/ink" xmlns:am3d="http://schemas.microsoft.com/office/drawing/2017/model3d" xmlns:o="urn:schemas-microsoft-com:office:office" xmlns:r="http://schemas.openxmlformats.org/officeDocument/2006/relationships" xmlns:m="http://schemas.openxmlformats.org/officeDocument/2006/math" xmlns:v="urn:schemas-microsoft-com:vml" xmlns:wp14="http://schemas.microsoft.com/office/word/2010/wordprocessingDrawing" xmlns:wp="http://schemas.openxmlformats.org/drawingml/2006/wordprocessingDrawing" xmlns:w10="urn:schemas-microsoft-com:office:word" xmlns:w="http://schemas.openxmlformats.org/wordprocessingml/2006/main" xmlns:w14="http://schemas.microsoft.com/office/word/2010/wordml" xmlns:w15="http://schemas.microsoft.com/office/word/2012/wordml" xmlns:w16cex="http://schemas.microsoft.com/office/word/2018/wordml/cex" xmlns:w16cid="http://schemas.microsoft.com/office/word/2016/wordml/cid" xmlns:w16="http://schemas.microsoft.com/office/word/2018/wordml" xmlns:w16sdtdh="http://schemas.microsoft.com/office/word/2020/wordml/sdtdatahash" xmlns:w16se="http://schemas.microsoft.com/office/word/2015/wordml/symex" xmlns:wpg="http://schemas.microsoft.com/office/word/2010/wordprocessingGroup" xmlns:wpi="http://schemas.microsoft.com/office/word/2010/wordprocessingInk" xmlns:wne="http://schemas.microsoft.com/office/word/2006/wordml" xmlns:wps="http://schemas.microsoft.com/office/word/2010/wordprocessingShape" mc:Ignorable="w14 w15 w16se w16cid w16 w16cex w16sdtdh wp14">
+<w:document xmlns:ve="http://schemas.openxmlformats.org/markup-compatibility/2006" xmlns:o="urn:schemas-microsoft-com:office:office" xmlns:r="http://schemas.openxmlformats.org/officeDocument/2006/relationships" xmlns:m="http://schemas.openxmlformats.org/officeDocument/2006/math" xmlns:v="urn:schemas-microsoft-com:vml" xmlns:wp="http://schemas.openxmlformats.org/drawingml/2006/wordprocessingDrawing" xmlns:w10="urn:schemas-microsoft-com:office:word" xmlns:w="http://schemas.openxmlformats.org/wordprocessingml/2006/main" xmlns:wne="http://schemas.microsoft.com/office/word/2006/wordml">
   <w:body>
     <w:p>
       <w:pPr>
@@ -140,7 +140,43 @@
           <w:szCs w:val="24"/>
           <w:lang w:val="ru-RU" w:eastAsia="ru-RU"/>
         </w:rPr>
-        <w:t>Общее количество написанных тестов для собственного проекта (triangle.py): 23.   Статистика прохождения для triangle.py: все 23 теста проходят успешно и покрывают проверки на различные типы треугольников, валидацию ввода и математические ошибки.   Общее количество написанных тестов для модуля delivery.py: 10.   Статистика прохождения для delivery.py: 8 тестов пройдено успешно, 2 теста упали из-за логических ошибок в предоставленном коде.</w:t>
+        <w:t>Общее количество написанных тестов для собств</w:t>
+      </w:r>
+      <w:r>
+        <w:rPr>
+          <w:rFonts w:ascii="Times New Roman" w:eastAsia="Times New Roman" w:hAnsi="Times New Roman" w:cs="Times New Roman"/>
+          <w:sz w:val="24"/>
+          <w:szCs w:val="24"/>
+          <w:lang w:val="ru-RU" w:eastAsia="ru-RU"/>
+        </w:rPr>
+        <w:t>енного проекта (triangle.py): 22</w:t>
+      </w:r>
+      <w:r>
+        <w:rPr>
+          <w:rFonts w:ascii="Times New Roman" w:eastAsia="Times New Roman" w:hAnsi="Times New Roman" w:cs="Times New Roman"/>
+          <w:sz w:val="24"/>
+          <w:szCs w:val="24"/>
+          <w:lang w:val="ru-RU" w:eastAsia="ru-RU"/>
+        </w:rPr>
+        <w:t>.   Статистика про</w:t>
+      </w:r>
+      <w:r>
+        <w:rPr>
+          <w:rFonts w:ascii="Times New Roman" w:eastAsia="Times New Roman" w:hAnsi="Times New Roman" w:cs="Times New Roman"/>
+          <w:sz w:val="24"/>
+          <w:szCs w:val="24"/>
+          <w:lang w:val="ru-RU" w:eastAsia="ru-RU"/>
+        </w:rPr>
+        <w:t>хождения для triangle.py: все 22</w:t>
+      </w:r>
+      <w:r>
+        <w:rPr>
+          <w:rFonts w:ascii="Times New Roman" w:eastAsia="Times New Roman" w:hAnsi="Times New Roman" w:cs="Times New Roman"/>
+          <w:sz w:val="24"/>
+          <w:szCs w:val="24"/>
+          <w:lang w:val="ru-RU" w:eastAsia="ru-RU"/>
+        </w:rPr>
+        <w:t xml:space="preserve"> теста проходят успешно и покрывают проверки на различные типы треугольников, валидацию ввода и математические ошибки.   Общее количество написанных тестов для модуля delivery.py: 10.   Статистика прохождения для delivery.py: 8 тестов пройдено успешно, 2 теста упали из-за логических ошибок в предоставленном коде.</w:t>
       </w:r>
     </w:p>
     <w:p>
@@ -212,7 +248,7 @@
         <w:tblStyle w:val="aff0"/>
         <w:tblW w:w="0" w:type="auto"/>
         <w:tblLayout w:type="fixed"/>
-        <w:tblLook w:val="04A0" w:firstRow="1" w:lastRow="0" w:firstColumn="1" w:lastColumn="0" w:noHBand="0" w:noVBand="1"/>
+        <w:tblLook w:val="04A0"/>
       </w:tblPr>
       <w:tblGrid>
         <w:gridCol w:w="1951"/>
@@ -350,7 +386,6 @@
                 <w:lang w:val="ru-RU" w:eastAsia="ru-RU"/>
               </w:rPr>
             </w:pPr>
-            <w:proofErr w:type="spellStart"/>
             <w:r>
               <w:rPr>
                 <w:rFonts w:ascii="Times New Roman" w:eastAsia="Times New Roman" w:hAnsi="Times New Roman" w:cs="Times New Roman"/>
@@ -360,7 +395,6 @@
               </w:rPr>
               <w:t>test_express_cost_logic</w:t>
             </w:r>
-            <w:proofErr w:type="spellEnd"/>
           </w:p>
         </w:tc>
         <w:tc>
@@ -436,27 +470,7 @@
                 <w:szCs w:val="24"/>
                 <w:lang w:val="ru-RU" w:eastAsia="ru-RU"/>
               </w:rPr>
-              <w:t xml:space="preserve">Заменить на повышающий коэффициент: </w:t>
-            </w:r>
-            <w:proofErr w:type="spellStart"/>
-            <w:r>
-              <w:rPr>
-                <w:rFonts w:ascii="Times New Roman" w:eastAsia="Times New Roman" w:hAnsi="Times New Roman" w:cs="Times New Roman"/>
-                <w:sz w:val="24"/>
-                <w:szCs w:val="24"/>
-                <w:lang w:val="ru-RU" w:eastAsia="ru-RU"/>
-              </w:rPr>
-              <w:t>total_cost</w:t>
-            </w:r>
-            <w:proofErr w:type="spellEnd"/>
-            <w:r>
-              <w:rPr>
-                <w:rFonts w:ascii="Times New Roman" w:eastAsia="Times New Roman" w:hAnsi="Times New Roman" w:cs="Times New Roman"/>
-                <w:sz w:val="24"/>
-                <w:szCs w:val="24"/>
-                <w:lang w:val="ru-RU" w:eastAsia="ru-RU"/>
-              </w:rPr>
-              <w:t xml:space="preserve"> *= 1.5</w:t>
+              <w:t>Заменить на повышающий коэффициент: total_cost *= 1.5</w:t>
             </w:r>
           </w:p>
         </w:tc>
@@ -476,7 +490,6 @@
                 <w:lang w:val="ru-RU" w:eastAsia="ru-RU"/>
               </w:rPr>
             </w:pPr>
-            <w:proofErr w:type="spellStart"/>
             <w:r>
               <w:rPr>
                 <w:rFonts w:ascii="Times New Roman" w:eastAsia="Times New Roman" w:hAnsi="Times New Roman" w:cs="Times New Roman"/>
@@ -486,7 +499,6 @@
               </w:rPr>
               <w:t>test_express_delivery_days</w:t>
             </w:r>
-            <w:proofErr w:type="spellEnd"/>
           </w:p>
         </w:tc>
         <w:tc>
@@ -537,27 +549,7 @@
                 <w:szCs w:val="24"/>
                 <w:lang w:val="ru-RU" w:eastAsia="ru-RU"/>
               </w:rPr>
-              <w:t xml:space="preserve">При делении нацело (// 2), если </w:t>
-            </w:r>
-            <w:proofErr w:type="spellStart"/>
-            <w:r>
-              <w:rPr>
-                <w:rFonts w:ascii="Times New Roman" w:eastAsia="Times New Roman" w:hAnsi="Times New Roman" w:cs="Times New Roman"/>
-                <w:sz w:val="24"/>
-                <w:szCs w:val="24"/>
-                <w:lang w:val="ru-RU" w:eastAsia="ru-RU"/>
-              </w:rPr>
-              <w:t>days_needed</w:t>
-            </w:r>
-            <w:proofErr w:type="spellEnd"/>
-            <w:r>
-              <w:rPr>
-                <w:rFonts w:ascii="Times New Roman" w:eastAsia="Times New Roman" w:hAnsi="Times New Roman" w:cs="Times New Roman"/>
-                <w:sz w:val="24"/>
-                <w:szCs w:val="24"/>
-                <w:lang w:val="ru-RU" w:eastAsia="ru-RU"/>
-              </w:rPr>
-              <w:t xml:space="preserve"> изначально равен 1 (для малых дистанций), результат становится 0. Это приводит к тому, что посылка доставляется за 0 дней. </w:t>
+              <w:t xml:space="preserve">При делении нацело (// 2), если days_needed изначально равен 1 (для малых дистанций), результат становится 0. Это приводит к тому, что посылка доставляется за 0 дней. </w:t>
             </w:r>
           </w:p>
         </w:tc>
@@ -582,98 +574,7 @@
                 <w:szCs w:val="24"/>
                 <w:lang w:val="ru-RU" w:eastAsia="ru-RU"/>
               </w:rPr>
-              <w:t xml:space="preserve">Использовать функцию </w:t>
-            </w:r>
-            <w:proofErr w:type="spellStart"/>
-            <w:r>
-              <w:rPr>
-                <w:rFonts w:ascii="Times New Roman" w:eastAsia="Times New Roman" w:hAnsi="Times New Roman" w:cs="Times New Roman"/>
-                <w:sz w:val="24"/>
-                <w:szCs w:val="24"/>
-                <w:lang w:val="ru-RU" w:eastAsia="ru-RU"/>
-              </w:rPr>
-              <w:t>max</w:t>
-            </w:r>
-            <w:proofErr w:type="spellEnd"/>
-            <w:r>
-              <w:rPr>
-                <w:rFonts w:ascii="Times New Roman" w:eastAsia="Times New Roman" w:hAnsi="Times New Roman" w:cs="Times New Roman"/>
-                <w:sz w:val="24"/>
-                <w:szCs w:val="24"/>
-                <w:lang w:val="ru-RU" w:eastAsia="ru-RU"/>
-              </w:rPr>
-              <w:t xml:space="preserve"> для установки минимального срока в 1 день: </w:t>
-            </w:r>
-            <w:proofErr w:type="spellStart"/>
-            <w:r>
-              <w:rPr>
-                <w:rFonts w:ascii="Times New Roman" w:eastAsia="Times New Roman" w:hAnsi="Times New Roman" w:cs="Times New Roman"/>
-                <w:sz w:val="24"/>
-                <w:szCs w:val="24"/>
-                <w:lang w:val="ru-RU" w:eastAsia="ru-RU"/>
-              </w:rPr>
-              <w:t>days_needed</w:t>
-            </w:r>
-            <w:proofErr w:type="spellEnd"/>
-            <w:r>
-              <w:rPr>
-                <w:rFonts w:ascii="Times New Roman" w:eastAsia="Times New Roman" w:hAnsi="Times New Roman" w:cs="Times New Roman"/>
-                <w:sz w:val="24"/>
-                <w:szCs w:val="24"/>
-                <w:lang w:val="ru-RU" w:eastAsia="ru-RU"/>
-              </w:rPr>
-              <w:t xml:space="preserve"> = </w:t>
-            </w:r>
-            <w:proofErr w:type="spellStart"/>
-            <w:proofErr w:type="gramStart"/>
-            <w:r>
-              <w:rPr>
-                <w:rFonts w:ascii="Times New Roman" w:eastAsia="Times New Roman" w:hAnsi="Times New Roman" w:cs="Times New Roman"/>
-                <w:sz w:val="24"/>
-                <w:szCs w:val="24"/>
-                <w:lang w:val="ru-RU" w:eastAsia="ru-RU"/>
-              </w:rPr>
-              <w:t>max</w:t>
-            </w:r>
-            <w:proofErr w:type="spellEnd"/>
-            <w:r>
-              <w:rPr>
-                <w:rFonts w:ascii="Times New Roman" w:eastAsia="Times New Roman" w:hAnsi="Times New Roman" w:cs="Times New Roman"/>
-                <w:sz w:val="24"/>
-                <w:szCs w:val="24"/>
-                <w:lang w:val="ru-RU" w:eastAsia="ru-RU"/>
-              </w:rPr>
-              <w:t>(</w:t>
-            </w:r>
-            <w:proofErr w:type="gramEnd"/>
-            <w:r>
-              <w:rPr>
-                <w:rFonts w:ascii="Times New Roman" w:eastAsia="Times New Roman" w:hAnsi="Times New Roman" w:cs="Times New Roman"/>
-                <w:sz w:val="24"/>
-                <w:szCs w:val="24"/>
-                <w:lang w:val="ru-RU" w:eastAsia="ru-RU"/>
-              </w:rPr>
-              <w:t xml:space="preserve">1, </w:t>
-            </w:r>
-            <w:proofErr w:type="spellStart"/>
-            <w:r>
-              <w:rPr>
-                <w:rFonts w:ascii="Times New Roman" w:eastAsia="Times New Roman" w:hAnsi="Times New Roman" w:cs="Times New Roman"/>
-                <w:sz w:val="24"/>
-                <w:szCs w:val="24"/>
-                <w:lang w:val="ru-RU" w:eastAsia="ru-RU"/>
-              </w:rPr>
-              <w:t>days_needed</w:t>
-            </w:r>
-            <w:proofErr w:type="spellEnd"/>
-            <w:r>
-              <w:rPr>
-                <w:rFonts w:ascii="Times New Roman" w:eastAsia="Times New Roman" w:hAnsi="Times New Roman" w:cs="Times New Roman"/>
-                <w:sz w:val="24"/>
-                <w:szCs w:val="24"/>
-                <w:lang w:val="ru-RU" w:eastAsia="ru-RU"/>
-              </w:rPr>
-              <w:t xml:space="preserve"> // 2)</w:t>
+              <w:t>Использовать функцию max для установки минимального срока в 1 день: days_needed = max(1, days_needed // 2)</w:t>
             </w:r>
           </w:p>
         </w:tc>
@@ -700,8 +601,8 @@
 </file>
 
 <file path=word/numbering.xml><?xml version="1.0" encoding="utf-8"?>
-<w:numbering xmlns:wpc="http://schemas.microsoft.com/office/word/2010/wordprocessingCanvas" xmlns:cx="http://schemas.microsoft.com/office/drawing/2014/chartex" xmlns:cx1="http://schemas.microsoft.com/office/drawing/2015/9/8/chartex" xmlns:cx2="http://schemas.microsoft.com/office/drawing/2015/10/21/chartex" xmlns:cx3="http://schemas.microsoft.com/office/drawing/2016/5/9/chartex" xmlns:cx4="http://schemas.microsoft.com/office/drawing/2016/5/10/chartex" xmlns:cx5="http://schemas.microsoft.com/office/drawing/2016/5/11/chartex" xmlns:cx6="http://schemas.microsoft.com/office/drawing/2016/5/12/chartex" xmlns:cx7="http://schemas.microsoft.com/office/drawing/2016/5/13/chartex" xmlns:cx8="http://schemas.microsoft.com/office/drawing/2016/5/14/chartex" xmlns:mc="http://schemas.openxmlformats.org/markup-compatibility/2006" xmlns:aink="http://schemas.microsoft.com/office/drawing/2016/ink" xmlns:am3d="http://schemas.microsoft.com/office/drawing/2017/model3d" xmlns:o="urn:schemas-microsoft-com:office:office" xmlns:r="http://schemas.openxmlformats.org/officeDocument/2006/relationships" xmlns:m="http://schemas.openxmlformats.org/officeDocument/2006/math" xmlns:v="urn:schemas-microsoft-com:vml" xmlns:wp14="http://schemas.microsoft.com/office/word/2010/wordprocessingDrawing" xmlns:wp="http://schemas.openxmlformats.org/drawingml/2006/wordprocessingDrawing" xmlns:w10="urn:schemas-microsoft-com:office:word" xmlns:w="http://schemas.openxmlformats.org/wordprocessingml/2006/main" xmlns:w14="http://schemas.microsoft.com/office/word/2010/wordml" xmlns:w15="http://schemas.microsoft.com/office/word/2012/wordml" xmlns:w16cex="http://schemas.microsoft.com/office/word/2018/wordml/cex" xmlns:w16cid="http://schemas.microsoft.com/office/word/2016/wordml/cid" xmlns:w16="http://schemas.microsoft.com/office/word/2018/wordml" xmlns:w16sdtdh="http://schemas.microsoft.com/office/word/2020/wordml/sdtdatahash" xmlns:w16se="http://schemas.microsoft.com/office/word/2015/wordml/symex" xmlns:wpg="http://schemas.microsoft.com/office/word/2010/wordprocessingGroup" xmlns:wpi="http://schemas.microsoft.com/office/word/2010/wordprocessingInk" xmlns:wne="http://schemas.microsoft.com/office/word/2006/wordml" xmlns:wps="http://schemas.microsoft.com/office/word/2010/wordprocessingShape" mc:Ignorable="w14 w15 w16se w16cid w16 w16cex w16sdtdh wp14">
-  <w:abstractNum w:abstractNumId="0" w15:restartNumberingAfterBreak="0">
+<w:numbering xmlns:ve="http://schemas.openxmlformats.org/markup-compatibility/2006" xmlns:o="urn:schemas-microsoft-com:office:office" xmlns:r="http://schemas.openxmlformats.org/officeDocument/2006/relationships" xmlns:m="http://schemas.openxmlformats.org/officeDocument/2006/math" xmlns:v="urn:schemas-microsoft-com:vml" xmlns:wp="http://schemas.openxmlformats.org/drawingml/2006/wordprocessingDrawing" xmlns:w10="urn:schemas-microsoft-com:office:word" xmlns:w="http://schemas.openxmlformats.org/wordprocessingml/2006/main" xmlns:wne="http://schemas.microsoft.com/office/word/2006/wordml">
+  <w:abstractNum w:abstractNumId="0">
     <w:nsid w:val="FFFFFF7C"/>
     <w:multiLevelType w:val="singleLevel"/>
     <w:tmpl w:val="C310EC42"/>
@@ -718,7 +619,7 @@
       </w:pPr>
     </w:lvl>
   </w:abstractNum>
-  <w:abstractNum w:abstractNumId="1" w15:restartNumberingAfterBreak="0">
+  <w:abstractNum w:abstractNumId="1">
     <w:nsid w:val="FFFFFF7D"/>
     <w:multiLevelType w:val="singleLevel"/>
     <w:tmpl w:val="E4089024"/>
@@ -735,7 +636,7 @@
       </w:pPr>
     </w:lvl>
   </w:abstractNum>
-  <w:abstractNum w:abstractNumId="2" w15:restartNumberingAfterBreak="0">
+  <w:abstractNum w:abstractNumId="2">
     <w:nsid w:val="FFFFFF7E"/>
     <w:multiLevelType w:val="singleLevel"/>
     <w:tmpl w:val="FB12693A"/>
@@ -753,7 +654,7 @@
       </w:pPr>
     </w:lvl>
   </w:abstractNum>
-  <w:abstractNum w:abstractNumId="3" w15:restartNumberingAfterBreak="0">
+  <w:abstractNum w:abstractNumId="3">
     <w:nsid w:val="FFFFFF7F"/>
     <w:multiLevelType w:val="singleLevel"/>
     <w:tmpl w:val="38441652"/>
@@ -771,7 +672,7 @@
       </w:pPr>
     </w:lvl>
   </w:abstractNum>
-  <w:abstractNum w:abstractNumId="4" w15:restartNumberingAfterBreak="0">
+  <w:abstractNum w:abstractNumId="4">
     <w:nsid w:val="FFFFFF81"/>
     <w:multiLevelType w:val="singleLevel"/>
     <w:tmpl w:val="171AC3A4"/>
@@ -791,7 +692,7 @@
       </w:rPr>
     </w:lvl>
   </w:abstractNum>
-  <w:abstractNum w:abstractNumId="5" w15:restartNumberingAfterBreak="0">
+  <w:abstractNum w:abstractNumId="5">
     <w:nsid w:val="FFFFFF82"/>
     <w:multiLevelType w:val="singleLevel"/>
     <w:tmpl w:val="F3EAFDEC"/>
@@ -812,7 +713,7 @@
       </w:rPr>
     </w:lvl>
   </w:abstractNum>
-  <w:abstractNum w:abstractNumId="6" w15:restartNumberingAfterBreak="0">
+  <w:abstractNum w:abstractNumId="6">
     <w:nsid w:val="FFFFFF83"/>
     <w:multiLevelType w:val="singleLevel"/>
     <w:tmpl w:val="3D1EFFD4"/>
@@ -833,7 +734,7 @@
       </w:rPr>
     </w:lvl>
   </w:abstractNum>
-  <w:abstractNum w:abstractNumId="7" w15:restartNumberingAfterBreak="0">
+  <w:abstractNum w:abstractNumId="7">
     <w:nsid w:val="FFFFFF88"/>
     <w:multiLevelType w:val="singleLevel"/>
     <w:tmpl w:val="D0A62B40"/>
@@ -851,7 +752,7 @@
       </w:pPr>
     </w:lvl>
   </w:abstractNum>
-  <w:abstractNum w:abstractNumId="8" w15:restartNumberingAfterBreak="0">
+  <w:abstractNum w:abstractNumId="8">
     <w:nsid w:val="FFFFFF89"/>
     <w:multiLevelType w:val="singleLevel"/>
     <w:tmpl w:val="29761A62"/>
@@ -872,7 +773,7 @@
       </w:rPr>
     </w:lvl>
   </w:abstractNum>
-  <w:abstractNum w:abstractNumId="9" w15:restartNumberingAfterBreak="0">
+  <w:abstractNum w:abstractNumId="9">
     <w:nsid w:val="571508E6"/>
     <w:multiLevelType w:val="multilevel"/>
     <w:tmpl w:val="3B00F558"/>
@@ -1021,7 +922,7 @@
       </w:rPr>
     </w:lvl>
   </w:abstractNum>
-  <w:abstractNum w:abstractNumId="10" w15:restartNumberingAfterBreak="0">
+  <w:abstractNum w:abstractNumId="10">
     <w:nsid w:val="76557A62"/>
     <w:multiLevelType w:val="multilevel"/>
     <w:tmpl w:val="870C5BE4"/>
@@ -1207,7 +1108,7 @@
 </file>
 
 <file path=word/styles.xml><?xml version="1.0" encoding="utf-8"?>
-<w:styles xmlns:mc="http://schemas.openxmlformats.org/markup-compatibility/2006" xmlns:r="http://schemas.openxmlformats.org/officeDocument/2006/relationships" xmlns:w="http://schemas.openxmlformats.org/wordprocessingml/2006/main" xmlns:w14="http://schemas.microsoft.com/office/word/2010/wordml" xmlns:w15="http://schemas.microsoft.com/office/word/2012/wordml" xmlns:w16cex="http://schemas.microsoft.com/office/word/2018/wordml/cex" xmlns:w16cid="http://schemas.microsoft.com/office/word/2016/wordml/cid" xmlns:w16="http://schemas.microsoft.com/office/word/2018/wordml" xmlns:w16sdtdh="http://schemas.microsoft.com/office/word/2020/wordml/sdtdatahash" xmlns:w16se="http://schemas.microsoft.com/office/word/2015/wordml/symex" mc:Ignorable="w14 w15 w16se w16cid w16 w16cex w16sdtdh">
+<w:styles xmlns:r="http://schemas.openxmlformats.org/officeDocument/2006/relationships" xmlns:w="http://schemas.openxmlformats.org/wordprocessingml/2006/main">
   <w:docDefaults>
     <w:rPrDefault>
       <w:rPr>
@@ -1223,374 +1124,144 @@
       </w:pPr>
     </w:pPrDefault>
   </w:docDefaults>
-  <w:latentStyles w:defLockedState="0" w:defUIPriority="99" w:defSemiHidden="0" w:defUnhideWhenUsed="0" w:defQFormat="0" w:count="376">
-    <w:lsdException w:name="Normal" w:uiPriority="0" w:qFormat="1"/>
-    <w:lsdException w:name="heading 1" w:uiPriority="9" w:qFormat="1"/>
-    <w:lsdException w:name="heading 2" w:semiHidden="1" w:uiPriority="9" w:unhideWhenUsed="1" w:qFormat="1"/>
-    <w:lsdException w:name="heading 3" w:semiHidden="1" w:uiPriority="9" w:unhideWhenUsed="1" w:qFormat="1"/>
-    <w:lsdException w:name="heading 4" w:semiHidden="1" w:uiPriority="9" w:unhideWhenUsed="1" w:qFormat="1"/>
-    <w:lsdException w:name="heading 5" w:semiHidden="1" w:uiPriority="9" w:unhideWhenUsed="1" w:qFormat="1"/>
-    <w:lsdException w:name="heading 6" w:semiHidden="1" w:uiPriority="9" w:unhideWhenUsed="1" w:qFormat="1"/>
-    <w:lsdException w:name="heading 7" w:semiHidden="1" w:uiPriority="9" w:unhideWhenUsed="1" w:qFormat="1"/>
-    <w:lsdException w:name="heading 8" w:semiHidden="1" w:uiPriority="9" w:unhideWhenUsed="1" w:qFormat="1"/>
-    <w:lsdException w:name="heading 9" w:semiHidden="1" w:uiPriority="9" w:unhideWhenUsed="1" w:qFormat="1"/>
-    <w:lsdException w:name="index 1" w:semiHidden="1" w:unhideWhenUsed="1"/>
-    <w:lsdException w:name="index 2" w:semiHidden="1" w:unhideWhenUsed="1"/>
-    <w:lsdException w:name="index 3" w:semiHidden="1" w:unhideWhenUsed="1"/>
-    <w:lsdException w:name="index 4" w:semiHidden="1" w:unhideWhenUsed="1"/>
-    <w:lsdException w:name="index 5" w:semiHidden="1" w:unhideWhenUsed="1"/>
-    <w:lsdException w:name="index 6" w:semiHidden="1" w:unhideWhenUsed="1"/>
-    <w:lsdException w:name="index 7" w:semiHidden="1" w:unhideWhenUsed="1"/>
-    <w:lsdException w:name="index 8" w:semiHidden="1" w:unhideWhenUsed="1"/>
-    <w:lsdException w:name="index 9" w:semiHidden="1" w:unhideWhenUsed="1"/>
-    <w:lsdException w:name="toc 1" w:semiHidden="1" w:uiPriority="39" w:unhideWhenUsed="1"/>
-    <w:lsdException w:name="toc 2" w:semiHidden="1" w:uiPriority="39" w:unhideWhenUsed="1"/>
-    <w:lsdException w:name="toc 3" w:semiHidden="1" w:uiPriority="39" w:unhideWhenUsed="1"/>
-    <w:lsdException w:name="toc 4" w:semiHidden="1" w:uiPriority="39" w:unhideWhenUsed="1"/>
-    <w:lsdException w:name="toc 5" w:semiHidden="1" w:uiPriority="39" w:unhideWhenUsed="1"/>
-    <w:lsdException w:name="toc 6" w:semiHidden="1" w:uiPriority="39" w:unhideWhenUsed="1"/>
-    <w:lsdException w:name="toc 7" w:semiHidden="1" w:uiPriority="39" w:unhideWhenUsed="1"/>
-    <w:lsdException w:name="toc 8" w:semiHidden="1" w:uiPriority="39" w:unhideWhenUsed="1"/>
-    <w:lsdException w:name="toc 9" w:semiHidden="1" w:uiPriority="39" w:unhideWhenUsed="1"/>
-    <w:lsdException w:name="Normal Indent" w:semiHidden="1" w:unhideWhenUsed="1"/>
-    <w:lsdException w:name="footnote text" w:semiHidden="1" w:unhideWhenUsed="1"/>
-    <w:lsdException w:name="annotation text" w:semiHidden="1" w:unhideWhenUsed="1"/>
-    <w:lsdException w:name="header" w:semiHidden="1" w:unhideWhenUsed="1"/>
-    <w:lsdException w:name="footer" w:semiHidden="1" w:unhideWhenUsed="1"/>
-    <w:lsdException w:name="index heading" w:semiHidden="1" w:unhideWhenUsed="1"/>
-    <w:lsdException w:name="caption" w:semiHidden="1" w:uiPriority="35" w:unhideWhenUsed="1" w:qFormat="1"/>
-    <w:lsdException w:name="table of figures" w:semiHidden="1" w:unhideWhenUsed="1"/>
-    <w:lsdException w:name="envelope address" w:semiHidden="1" w:unhideWhenUsed="1"/>
-    <w:lsdException w:name="envelope return" w:semiHidden="1" w:unhideWhenUsed="1"/>
-    <w:lsdException w:name="footnote reference" w:semiHidden="1" w:unhideWhenUsed="1"/>
-    <w:lsdException w:name="annotation reference" w:semiHidden="1" w:unhideWhenUsed="1"/>
-    <w:lsdException w:name="line number" w:semiHidden="1" w:unhideWhenUsed="1"/>
-    <w:lsdException w:name="page number" w:semiHidden="1" w:unhideWhenUsed="1"/>
-    <w:lsdException w:name="endnote reference" w:semiHidden="1" w:unhideWhenUsed="1"/>
-    <w:lsdException w:name="endnote text" w:semiHidden="1" w:unhideWhenUsed="1"/>
-    <w:lsdException w:name="table of authorities" w:semiHidden="1" w:unhideWhenUsed="1"/>
-    <w:lsdException w:name="macro" w:semiHidden="1" w:unhideWhenUsed="1"/>
-    <w:lsdException w:name="toa heading" w:semiHidden="1" w:unhideWhenUsed="1"/>
-    <w:lsdException w:name="List" w:semiHidden="1" w:unhideWhenUsed="1"/>
-    <w:lsdException w:name="List Bullet" w:semiHidden="1" w:unhideWhenUsed="1"/>
-    <w:lsdException w:name="List Number" w:semiHidden="1" w:unhideWhenUsed="1"/>
-    <w:lsdException w:name="List 2" w:semiHidden="1" w:unhideWhenUsed="1"/>
-    <w:lsdException w:name="List 3" w:semiHidden="1" w:unhideWhenUsed="1"/>
-    <w:lsdException w:name="List 4" w:semiHidden="1" w:unhideWhenUsed="1"/>
-    <w:lsdException w:name="List 5" w:semiHidden="1" w:unhideWhenUsed="1"/>
-    <w:lsdException w:name="List Bullet 2" w:semiHidden="1" w:unhideWhenUsed="1"/>
-    <w:lsdException w:name="List Bullet 3" w:semiHidden="1" w:unhideWhenUsed="1"/>
-    <w:lsdException w:name="List Bullet 4" w:semiHidden="1" w:unhideWhenUsed="1"/>
-    <w:lsdException w:name="List Bullet 5" w:semiHidden="1" w:unhideWhenUsed="1"/>
-    <w:lsdException w:name="List Number 2" w:semiHidden="1" w:unhideWhenUsed="1"/>
-    <w:lsdException w:name="List Number 3" w:semiHidden="1" w:unhideWhenUsed="1"/>
-    <w:lsdException w:name="List Number 4" w:semiHidden="1" w:unhideWhenUsed="1"/>
-    <w:lsdException w:name="List Number 5" w:semiHidden="1" w:unhideWhenUsed="1"/>
-    <w:lsdException w:name="Title" w:uiPriority="10" w:qFormat="1"/>
-    <w:lsdException w:name="Closing" w:semiHidden="1" w:unhideWhenUsed="1"/>
-    <w:lsdException w:name="Signature" w:semiHidden="1" w:unhideWhenUsed="1"/>
-    <w:lsdException w:name="Default Paragraph Font" w:semiHidden="1" w:uiPriority="1" w:unhideWhenUsed="1"/>
-    <w:lsdException w:name="Body Text" w:semiHidden="1" w:unhideWhenUsed="1"/>
-    <w:lsdException w:name="Body Text Indent" w:semiHidden="1" w:unhideWhenUsed="1"/>
-    <w:lsdException w:name="List Continue" w:semiHidden="1" w:unhideWhenUsed="1"/>
-    <w:lsdException w:name="List Continue 2" w:semiHidden="1" w:unhideWhenUsed="1"/>
-    <w:lsdException w:name="List Continue 3" w:semiHidden="1" w:unhideWhenUsed="1"/>
-    <w:lsdException w:name="List Continue 4" w:semiHidden="1" w:unhideWhenUsed="1"/>
-    <w:lsdException w:name="List Continue 5" w:semiHidden="1" w:unhideWhenUsed="1"/>
-    <w:lsdException w:name="Message Header" w:semiHidden="1" w:unhideWhenUsed="1"/>
-    <w:lsdException w:name="Subtitle" w:uiPriority="11" w:qFormat="1"/>
-    <w:lsdException w:name="Salutation" w:semiHidden="1" w:unhideWhenUsed="1"/>
-    <w:lsdException w:name="Date" w:semiHidden="1" w:unhideWhenUsed="1"/>
-    <w:lsdException w:name="Body Text First Indent" w:semiHidden="1" w:unhideWhenUsed="1"/>
-    <w:lsdException w:name="Body Text First Indent 2" w:semiHidden="1" w:unhideWhenUsed="1"/>
-    <w:lsdException w:name="Note Heading" w:semiHidden="1" w:unhideWhenUsed="1"/>
-    <w:lsdException w:name="Body Text 2" w:semiHidden="1" w:unhideWhenUsed="1"/>
-    <w:lsdException w:name="Body Text 3" w:semiHidden="1" w:unhideWhenUsed="1"/>
-    <w:lsdException w:name="Body Text Indent 2" w:semiHidden="1" w:unhideWhenUsed="1"/>
-    <w:lsdException w:name="Body Text Indent 3" w:semiHidden="1" w:unhideWhenUsed="1"/>
-    <w:lsdException w:name="Block Text" w:semiHidden="1" w:unhideWhenUsed="1"/>
-    <w:lsdException w:name="Hyperlink" w:semiHidden="1" w:unhideWhenUsed="1"/>
-    <w:lsdException w:name="FollowedHyperlink" w:semiHidden="1" w:unhideWhenUsed="1"/>
-    <w:lsdException w:name="Strong" w:uiPriority="22" w:qFormat="1"/>
-    <w:lsdException w:name="Emphasis" w:uiPriority="20" w:qFormat="1"/>
-    <w:lsdException w:name="Document Map" w:semiHidden="1" w:unhideWhenUsed="1"/>
-    <w:lsdException w:name="Plain Text" w:semiHidden="1" w:unhideWhenUsed="1"/>
-    <w:lsdException w:name="E-mail Signature" w:semiHidden="1" w:unhideWhenUsed="1"/>
-    <w:lsdException w:name="HTML Top of Form" w:semiHidden="1" w:unhideWhenUsed="1"/>
-    <w:lsdException w:name="HTML Bottom of Form" w:semiHidden="1" w:unhideWhenUsed="1"/>
-    <w:lsdException w:name="Normal (Web)" w:semiHidden="1" w:unhideWhenUsed="1"/>
-    <w:lsdException w:name="HTML Acronym" w:semiHidden="1" w:unhideWhenUsed="1"/>
-    <w:lsdException w:name="HTML Address" w:semiHidden="1" w:unhideWhenUsed="1"/>
-    <w:lsdException w:name="HTML Cite" w:semiHidden="1" w:unhideWhenUsed="1"/>
-    <w:lsdException w:name="HTML Code" w:semiHidden="1" w:unhideWhenUsed="1"/>
-    <w:lsdException w:name="HTML Definition" w:semiHidden="1" w:unhideWhenUsed="1"/>
-    <w:lsdException w:name="HTML Keyboard" w:semiHidden="1" w:unhideWhenUsed="1"/>
-    <w:lsdException w:name="HTML Preformatted" w:semiHidden="1" w:unhideWhenUsed="1"/>
-    <w:lsdException w:name="HTML Sample" w:semiHidden="1" w:unhideWhenUsed="1"/>
-    <w:lsdException w:name="HTML Typewriter" w:semiHidden="1" w:unhideWhenUsed="1"/>
-    <w:lsdException w:name="HTML Variable" w:semiHidden="1" w:unhideWhenUsed="1"/>
-    <w:lsdException w:name="Normal Table" w:semiHidden="1" w:unhideWhenUsed="1"/>
-    <w:lsdException w:name="annotation subject" w:semiHidden="1" w:unhideWhenUsed="1"/>
-    <w:lsdException w:name="No List" w:semiHidden="1" w:unhideWhenUsed="1"/>
-    <w:lsdException w:name="Outline List 1" w:semiHidden="1" w:unhideWhenUsed="1"/>
-    <w:lsdException w:name="Outline List 2" w:semiHidden="1" w:unhideWhenUsed="1"/>
-    <w:lsdException w:name="Outline List 3" w:semiHidden="1" w:unhideWhenUsed="1"/>
-    <w:lsdException w:name="Table Simple 1" w:semiHidden="1" w:unhideWhenUsed="1"/>
-    <w:lsdException w:name="Table Simple 2" w:semiHidden="1" w:unhideWhenUsed="1"/>
-    <w:lsdException w:name="Table Simple 3" w:semiHidden="1" w:unhideWhenUsed="1"/>
-    <w:lsdException w:name="Table Classic 1" w:semiHidden="1" w:unhideWhenUsed="1"/>
-    <w:lsdException w:name="Table Classic 2" w:semiHidden="1" w:unhideWhenUsed="1"/>
-    <w:lsdException w:name="Table Classic 3" w:semiHidden="1" w:unhideWhenUsed="1"/>
-    <w:lsdException w:name="Table Classic 4" w:semiHidden="1" w:unhideWhenUsed="1"/>
-    <w:lsdException w:name="Table Colorful 1" w:semiHidden="1" w:unhideWhenUsed="1"/>
-    <w:lsdException w:name="Table Colorful 2" w:semiHidden="1" w:unhideWhenUsed="1"/>
-    <w:lsdException w:name="Table Colorful 3" w:semiHidden="1" w:unhideWhenUsed="1"/>
-    <w:lsdException w:name="Table Columns 1" w:semiHidden="1" w:unhideWhenUsed="1"/>
-    <w:lsdException w:name="Table Columns 2" w:semiHidden="1" w:unhideWhenUsed="1"/>
-    <w:lsdException w:name="Table Columns 3" w:semiHidden="1" w:unhideWhenUsed="1"/>
-    <w:lsdException w:name="Table Columns 4" w:semiHidden="1" w:unhideWhenUsed="1"/>
-    <w:lsdException w:name="Table Columns 5" w:semiHidden="1" w:unhideWhenUsed="1"/>
-    <w:lsdException w:name="Table Grid 1" w:semiHidden="1" w:unhideWhenUsed="1"/>
-    <w:lsdException w:name="Table Grid 2" w:semiHidden="1" w:unhideWhenUsed="1"/>
-    <w:lsdException w:name="Table Grid 3" w:semiHidden="1" w:unhideWhenUsed="1"/>
-    <w:lsdException w:name="Table Grid 4" w:semiHidden="1" w:unhideWhenUsed="1"/>
-    <w:lsdException w:name="Table Grid 5" w:semiHidden="1" w:unhideWhenUsed="1"/>
-    <w:lsdException w:name="Table Grid 6" w:semiHidden="1" w:unhideWhenUsed="1"/>
-    <w:lsdException w:name="Table Grid 7" w:semiHidden="1" w:unhideWhenUsed="1"/>
-    <w:lsdException w:name="Table Grid 8" w:semiHidden="1" w:unhideWhenUsed="1"/>
-    <w:lsdException w:name="Table List 1" w:semiHidden="1" w:unhideWhenUsed="1"/>
-    <w:lsdException w:name="Table List 2" w:semiHidden="1" w:unhideWhenUsed="1"/>
-    <w:lsdException w:name="Table List 3" w:semiHidden="1" w:unhideWhenUsed="1"/>
-    <w:lsdException w:name="Table List 4" w:semiHidden="1" w:unhideWhenUsed="1"/>
-    <w:lsdException w:name="Table List 5" w:semiHidden="1" w:unhideWhenUsed="1"/>
-    <w:lsdException w:name="Table List 6" w:semiHidden="1" w:unhideWhenUsed="1"/>
-    <w:lsdException w:name="Table List 7" w:semiHidden="1" w:unhideWhenUsed="1"/>
-    <w:lsdException w:name="Table List 8" w:semiHidden="1" w:unhideWhenUsed="1"/>
-    <w:lsdException w:name="Table 3D effects 1" w:semiHidden="1" w:unhideWhenUsed="1"/>
-    <w:lsdException w:name="Table 3D effects 2" w:semiHidden="1" w:unhideWhenUsed="1"/>
-    <w:lsdException w:name="Table 3D effects 3" w:semiHidden="1" w:unhideWhenUsed="1"/>
-    <w:lsdException w:name="Table Contemporary" w:semiHidden="1" w:unhideWhenUsed="1"/>
-    <w:lsdException w:name="Table Elegant" w:semiHidden="1" w:unhideWhenUsed="1"/>
-    <w:lsdException w:name="Table Professional" w:semiHidden="1" w:unhideWhenUsed="1"/>
-    <w:lsdException w:name="Table Subtle 1" w:semiHidden="1" w:unhideWhenUsed="1"/>
-    <w:lsdException w:name="Table Subtle 2" w:semiHidden="1" w:unhideWhenUsed="1"/>
-    <w:lsdException w:name="Table Web 1" w:semiHidden="1" w:unhideWhenUsed="1"/>
-    <w:lsdException w:name="Table Web 2" w:semiHidden="1" w:unhideWhenUsed="1"/>
-    <w:lsdException w:name="Table Web 3" w:semiHidden="1" w:unhideWhenUsed="1"/>
-    <w:lsdException w:name="Balloon Text" w:semiHidden="1" w:unhideWhenUsed="1"/>
-    <w:lsdException w:name="Table Grid" w:uiPriority="59"/>
-    <w:lsdException w:name="Table Theme" w:semiHidden="1" w:unhideWhenUsed="1"/>
-    <w:lsdException w:name="Placeholder Text" w:semiHidden="1"/>
-    <w:lsdException w:name="No Spacing" w:uiPriority="1" w:qFormat="1"/>
-    <w:lsdException w:name="Light Shading" w:uiPriority="60"/>
-    <w:lsdException w:name="Light List" w:uiPriority="61"/>
-    <w:lsdException w:name="Light Grid" w:uiPriority="62"/>
-    <w:lsdException w:name="Medium Shading 1" w:uiPriority="63"/>
-    <w:lsdException w:name="Medium Shading 2" w:uiPriority="64"/>
-    <w:lsdException w:name="Medium List 1" w:uiPriority="65"/>
-    <w:lsdException w:name="Medium List 2" w:uiPriority="66"/>
-    <w:lsdException w:name="Medium Grid 1" w:uiPriority="67"/>
-    <w:lsdException w:name="Medium Grid 2" w:uiPriority="68"/>
-    <w:lsdException w:name="Medium Grid 3" w:uiPriority="69"/>
-    <w:lsdException w:name="Dark List" w:uiPriority="70"/>
-    <w:lsdException w:name="Colorful Shading" w:uiPriority="71"/>
-    <w:lsdException w:name="Colorful List" w:uiPriority="72"/>
-    <w:lsdException w:name="Colorful Grid" w:uiPriority="73"/>
-    <w:lsdException w:name="Light Shading Accent 1" w:uiPriority="60"/>
-    <w:lsdException w:name="Light List Accent 1" w:uiPriority="61"/>
-    <w:lsdException w:name="Light Grid Accent 1" w:uiPriority="62"/>
-    <w:lsdException w:name="Medium Shading 1 Accent 1" w:uiPriority="63"/>
-    <w:lsdException w:name="Medium Shading 2 Accent 1" w:uiPriority="64"/>
-    <w:lsdException w:name="Medium List 1 Accent 1" w:uiPriority="65"/>
-    <w:lsdException w:name="Revision" w:semiHidden="1"/>
-    <w:lsdException w:name="List Paragraph" w:uiPriority="34" w:qFormat="1"/>
-    <w:lsdException w:name="Quote" w:uiPriority="29" w:qFormat="1"/>
-    <w:lsdException w:name="Intense Quote" w:uiPriority="30" w:qFormat="1"/>
-    <w:lsdException w:name="Medium List 2 Accent 1" w:uiPriority="66"/>
-    <w:lsdException w:name="Medium Grid 1 Accent 1" w:uiPriority="67"/>
-    <w:lsdException w:name="Medium Grid 2 Accent 1" w:uiPriority="68"/>
-    <w:lsdException w:name="Medium Grid 3 Accent 1" w:uiPriority="69"/>
-    <w:lsdException w:name="Dark List Accent 1" w:uiPriority="70"/>
-    <w:lsdException w:name="Colorful Shading Accent 1" w:uiPriority="71"/>
-    <w:lsdException w:name="Colorful List Accent 1" w:uiPriority="72"/>
-    <w:lsdException w:name="Colorful Grid Accent 1" w:uiPriority="73"/>
-    <w:lsdException w:name="Light Shading Accent 2" w:uiPriority="60"/>
-    <w:lsdException w:name="Light List Accent 2" w:uiPriority="61"/>
-    <w:lsdException w:name="Light Grid Accent 2" w:uiPriority="62"/>
-    <w:lsdException w:name="Medium Shading 1 Accent 2" w:uiPriority="63"/>
-    <w:lsdException w:name="Medium Shading 2 Accent 2" w:uiPriority="64"/>
-    <w:lsdException w:name="Medium List 1 Accent 2" w:uiPriority="65"/>
-    <w:lsdException w:name="Medium List 2 Accent 2" w:uiPriority="66"/>
-    <w:lsdException w:name="Medium Grid 1 Accent 2" w:uiPriority="67"/>
-    <w:lsdException w:name="Medium Grid 2 Accent 2" w:uiPriority="68"/>
-    <w:lsdException w:name="Medium Grid 3 Accent 2" w:uiPriority="69"/>
-    <w:lsdException w:name="Dark List Accent 2" w:uiPriority="70"/>
-    <w:lsdException w:name="Colorful Shading Accent 2" w:uiPriority="71"/>
-    <w:lsdException w:name="Colorful List Accent 2" w:uiPriority="72"/>
-    <w:lsdException w:name="Colorful Grid Accent 2" w:uiPriority="73"/>
-    <w:lsdException w:name="Light Shading Accent 3" w:uiPriority="60"/>
-    <w:lsdException w:name="Light List Accent 3" w:uiPriority="61"/>
-    <w:lsdException w:name="Light Grid Accent 3" w:uiPriority="62"/>
-    <w:lsdException w:name="Medium Shading 1 Accent 3" w:uiPriority="63"/>
-    <w:lsdException w:name="Medium Shading 2 Accent 3" w:uiPriority="64"/>
-    <w:lsdException w:name="Medium List 1 Accent 3" w:uiPriority="65"/>
-    <w:lsdException w:name="Medium List 2 Accent 3" w:uiPriority="66"/>
-    <w:lsdException w:name="Medium Grid 1 Accent 3" w:uiPriority="67"/>
-    <w:lsdException w:name="Medium Grid 2 Accent 3" w:uiPriority="68"/>
-    <w:lsdException w:name="Medium Grid 3 Accent 3" w:uiPriority="69"/>
-    <w:lsdException w:name="Dark List Accent 3" w:uiPriority="70"/>
-    <w:lsdException w:name="Colorful Shading Accent 3" w:uiPriority="71"/>
-    <w:lsdException w:name="Colorful List Accent 3" w:uiPriority="72"/>
-    <w:lsdException w:name="Colorful Grid Accent 3" w:uiPriority="73"/>
-    <w:lsdException w:name="Light Shading Accent 4" w:uiPriority="60"/>
-    <w:lsdException w:name="Light List Accent 4" w:uiPriority="61"/>
-    <w:lsdException w:name="Light Grid Accent 4" w:uiPriority="62"/>
-    <w:lsdException w:name="Medium Shading 1 Accent 4" w:uiPriority="63"/>
-    <w:lsdException w:name="Medium Shading 2 Accent 4" w:uiPriority="64"/>
-    <w:lsdException w:name="Medium List 1 Accent 4" w:uiPriority="65"/>
-    <w:lsdException w:name="Medium List 2 Accent 4" w:uiPriority="66"/>
-    <w:lsdException w:name="Medium Grid 1 Accent 4" w:uiPriority="67"/>
-    <w:lsdException w:name="Medium Grid 2 Accent 4" w:uiPriority="68"/>
-    <w:lsdException w:name="Medium Grid 3 Accent 4" w:uiPriority="69"/>
-    <w:lsdException w:name="Dark List Accent 4" w:uiPriority="70"/>
-    <w:lsdException w:name="Colorful Shading Accent 4" w:uiPriority="71"/>
-    <w:lsdException w:name="Colorful List Accent 4" w:uiPriority="72"/>
-    <w:lsdException w:name="Colorful Grid Accent 4" w:uiPriority="73"/>
-    <w:lsdException w:name="Light Shading Accent 5" w:uiPriority="60"/>
-    <w:lsdException w:name="Light List Accent 5" w:uiPriority="61"/>
-    <w:lsdException w:name="Light Grid Accent 5" w:uiPriority="62"/>
-    <w:lsdException w:name="Medium Shading 1 Accent 5" w:uiPriority="63"/>
-    <w:lsdException w:name="Medium Shading 2 Accent 5" w:uiPriority="64"/>
-    <w:lsdException w:name="Medium List 1 Accent 5" w:uiPriority="65"/>
-    <w:lsdException w:name="Medium List 2 Accent 5" w:uiPriority="66"/>
-    <w:lsdException w:name="Medium Grid 1 Accent 5" w:uiPriority="67"/>
-    <w:lsdException w:name="Medium Grid 2 Accent 5" w:uiPriority="68"/>
-    <w:lsdException w:name="Medium Grid 3 Accent 5" w:uiPriority="69"/>
-    <w:lsdException w:name="Dark List Accent 5" w:uiPriority="70"/>
-    <w:lsdException w:name="Colorful Shading Accent 5" w:uiPriority="71"/>
-    <w:lsdException w:name="Colorful List Accent 5" w:uiPriority="72"/>
-    <w:lsdException w:name="Colorful Grid Accent 5" w:uiPriority="73"/>
-    <w:lsdException w:name="Light Shading Accent 6" w:uiPriority="60"/>
-    <w:lsdException w:name="Light List Accent 6" w:uiPriority="61"/>
-    <w:lsdException w:name="Light Grid Accent 6" w:uiPriority="62"/>
-    <w:lsdException w:name="Medium Shading 1 Accent 6" w:uiPriority="63"/>
-    <w:lsdException w:name="Medium Shading 2 Accent 6" w:uiPriority="64"/>
-    <w:lsdException w:name="Medium List 1 Accent 6" w:uiPriority="65"/>
-    <w:lsdException w:name="Medium List 2 Accent 6" w:uiPriority="66"/>
-    <w:lsdException w:name="Medium Grid 1 Accent 6" w:uiPriority="67"/>
-    <w:lsdException w:name="Medium Grid 2 Accent 6" w:uiPriority="68"/>
-    <w:lsdException w:name="Medium Grid 3 Accent 6" w:uiPriority="69"/>
-    <w:lsdException w:name="Dark List Accent 6" w:uiPriority="70"/>
-    <w:lsdException w:name="Colorful Shading Accent 6" w:uiPriority="71"/>
-    <w:lsdException w:name="Colorful List Accent 6" w:uiPriority="72"/>
-    <w:lsdException w:name="Colorful Grid Accent 6" w:uiPriority="73"/>
-    <w:lsdException w:name="Subtle Emphasis" w:uiPriority="19" w:qFormat="1"/>
-    <w:lsdException w:name="Intense Emphasis" w:uiPriority="21" w:qFormat="1"/>
-    <w:lsdException w:name="Subtle Reference" w:uiPriority="31" w:qFormat="1"/>
-    <w:lsdException w:name="Intense Reference" w:uiPriority="32" w:qFormat="1"/>
-    <w:lsdException w:name="Book Title" w:uiPriority="33" w:qFormat="1"/>
-    <w:lsdException w:name="Bibliography" w:semiHidden="1" w:uiPriority="37" w:unhideWhenUsed="1"/>
-    <w:lsdException w:name="TOC Heading" w:semiHidden="1" w:uiPriority="39" w:unhideWhenUsed="1" w:qFormat="1"/>
-    <w:lsdException w:name="Grid Table 4" w:uiPriority="49"/>
-    <w:lsdException w:name="Grid Table 5 Dark" w:uiPriority="50"/>
-    <w:lsdException w:name="Grid Table 6 Colorful" w:uiPriority="51"/>
-    <w:lsdException w:name="Grid Table 7 Colorful" w:uiPriority="52"/>
-    <w:lsdException w:name="Grid Table 1 Light Accent 1" w:uiPriority="46"/>
-    <w:lsdException w:name="Grid Table 2 Accent 1" w:uiPriority="47"/>
-    <w:lsdException w:name="Grid Table 3 Accent 1" w:uiPriority="48"/>
-    <w:lsdException w:name="Grid Table 4 Accent 1" w:uiPriority="49"/>
-    <w:lsdException w:name="Grid Table 5 Dark Accent 1" w:uiPriority="50"/>
-    <w:lsdException w:name="Grid Table 6 Colorful Accent 1" w:uiPriority="51"/>
-    <w:lsdException w:name="Grid Table 7 Colorful Accent 1" w:uiPriority="52"/>
-    <w:lsdException w:name="Grid Table 1 Light Accent 2" w:uiPriority="46"/>
-    <w:lsdException w:name="Grid Table 2 Accent 2" w:uiPriority="47"/>
-    <w:lsdException w:name="Grid Table 3 Accent 2" w:uiPriority="48"/>
-    <w:lsdException w:name="Grid Table 4 Accent 2" w:uiPriority="49"/>
-    <w:lsdException w:name="Grid Table 5 Dark Accent 2" w:uiPriority="50"/>
-    <w:lsdException w:name="Grid Table 6 Colorful Accent 2" w:uiPriority="51"/>
-    <w:lsdException w:name="Grid Table 7 Colorful Accent 2" w:uiPriority="52"/>
-    <w:lsdException w:name="Grid Table 1 Light Accent 3" w:uiPriority="46"/>
-    <w:lsdException w:name="Grid Table 2 Accent 3" w:uiPriority="47"/>
-    <w:lsdException w:name="Grid Table 3 Accent 3" w:uiPriority="48"/>
-    <w:lsdException w:name="Grid Table 4 Accent 3" w:uiPriority="49"/>
-    <w:lsdException w:name="Grid Table 5 Dark Accent 3" w:uiPriority="50"/>
-    <w:lsdException w:name="Grid Table 6 Colorful Accent 3" w:uiPriority="51"/>
-    <w:lsdException w:name="Grid Table 7 Colorful Accent 3" w:uiPriority="52"/>
-    <w:lsdException w:name="Grid Table 1 Light Accent 4" w:uiPriority="46"/>
-    <w:lsdException w:name="Grid Table 2 Accent 4" w:uiPriority="47"/>
-    <w:lsdException w:name="Grid Table 3 Accent 4" w:uiPriority="48"/>
-    <w:lsdException w:name="Grid Table 4 Accent 4" w:uiPriority="49"/>
-    <w:lsdException w:name="Grid Table 5 Dark Accent 4" w:uiPriority="50"/>
-    <w:lsdException w:name="Grid Table 6 Colorful Accent 4" w:uiPriority="51"/>
-    <w:lsdException w:name="Grid Table 7 Colorful Accent 4" w:uiPriority="52"/>
-    <w:lsdException w:name="Grid Table 1 Light Accent 5" w:uiPriority="46"/>
-    <w:lsdException w:name="Grid Table 2 Accent 5" w:uiPriority="47"/>
-    <w:lsdException w:name="Grid Table 3 Accent 5" w:uiPriority="48"/>
-    <w:lsdException w:name="Grid Table 4 Accent 5" w:uiPriority="49"/>
-    <w:lsdException w:name="Grid Table 5 Dark Accent 5" w:uiPriority="50"/>
-    <w:lsdException w:name="Grid Table 6 Colorful Accent 5" w:uiPriority="51"/>
-    <w:lsdException w:name="Grid Table 7 Colorful Accent 5" w:uiPriority="52"/>
-    <w:lsdException w:name="Grid Table 1 Light Accent 6" w:uiPriority="46"/>
-    <w:lsdException w:name="Grid Table 2 Accent 6" w:uiPriority="47"/>
-    <w:lsdException w:name="Grid Table 3 Accent 6" w:uiPriority="48"/>
-    <w:lsdException w:name="Grid Table 4 Accent 6" w:uiPriority="49"/>
-    <w:lsdException w:name="Grid Table 5 Dark Accent 6" w:uiPriority="50"/>
-    <w:lsdException w:name="Grid Table 6 Colorful Accent 6" w:uiPriority="51"/>
-    <w:lsdException w:name="Grid Table 7 Colorful Accent 6" w:uiPriority="52"/>
-    <w:lsdException w:name="List Table 1 Light" w:uiPriority="46"/>
-    <w:lsdException w:name="List Table 2" w:uiPriority="47"/>
-    <w:lsdException w:name="List Table 3" w:uiPriority="48"/>
-    <w:lsdException w:name="List Table 4" w:uiPriority="49"/>
-    <w:lsdException w:name="List Table 5 Dark" w:uiPriority="50"/>
-    <w:lsdException w:name="List Table 6 Colorful" w:uiPriority="51"/>
-    <w:lsdException w:name="List Table 7 Colorful" w:uiPriority="52"/>
-    <w:lsdException w:name="List Table 1 Light Accent 1" w:uiPriority="46"/>
-    <w:lsdException w:name="List Table 2 Accent 1" w:uiPriority="47"/>
-    <w:lsdException w:name="List Table 3 Accent 1" w:uiPriority="48"/>
-    <w:lsdException w:name="List Table 4 Accent 1" w:uiPriority="49"/>
-    <w:lsdException w:name="List Table 5 Dark Accent 1" w:uiPriority="50"/>
-    <w:lsdException w:name="List Table 6 Colorful Accent 1" w:uiPriority="51"/>
-    <w:lsdException w:name="List Table 7 Colorful Accent 1" w:uiPriority="52"/>
-    <w:lsdException w:name="List Table 1 Light Accent 2" w:uiPriority="46"/>
-    <w:lsdException w:name="List Table 2 Accent 2" w:uiPriority="47"/>
-    <w:lsdException w:name="List Table 3 Accent 2" w:uiPriority="48"/>
-    <w:lsdException w:name="List Table 4 Accent 2" w:uiPriority="49"/>
-    <w:lsdException w:name="List Table 5 Dark Accent 2" w:uiPriority="50"/>
-    <w:lsdException w:name="List Table 6 Colorful Accent 2" w:uiPriority="51"/>
-    <w:lsdException w:name="List Table 7 Colorful Accent 2" w:uiPriority="52"/>
-    <w:lsdException w:name="List Table 1 Light Accent 3" w:uiPriority="46"/>
-    <w:lsdException w:name="List Table 2 Accent 3" w:uiPriority="47"/>
-    <w:lsdException w:name="List Table 3 Accent 3" w:uiPriority="48"/>
-    <w:lsdException w:name="List Table 4 Accent 3" w:uiPriority="49"/>
-    <w:lsdException w:name="List Table 5 Dark Accent 3" w:uiPriority="50"/>
-    <w:lsdException w:name="List Table 6 Colorful Accent 3" w:uiPriority="51"/>
-    <w:lsdException w:name="List Table 7 Colorful Accent 3" w:uiPriority="52"/>
-    <w:lsdException w:name="List Table 1 Light Accent 4" w:uiPriority="46"/>
-    <w:lsdException w:name="List Table 2 Accent 4" w:uiPriority="47"/>
-    <w:lsdException w:name="List Table 3 Accent 4" w:uiPriority="48"/>
-    <w:lsdException w:name="List Table 4 Accent 4" w:uiPriority="49"/>
-    <w:lsdException w:name="List Table 5 Dark Accent 4" w:uiPriority="50"/>
-    <w:lsdException w:name="List Table 6 Colorful Accent 4" w:uiPriority="51"/>
-    <w:lsdException w:name="List Table 7 Colorful Accent 4" w:uiPriority="52"/>
-    <w:lsdException w:name="List Table 1 Light Accent 5" w:uiPriority="46"/>
-    <w:lsdException w:name="List Table 2 Accent 5" w:uiPriority="47"/>
-    <w:lsdException w:name="List Table 3 Accent 5" w:uiPriority="48"/>
-    <w:lsdException w:name="List Table 4 Accent 5" w:uiPriority="49"/>
-    <w:lsdException w:name="List Table 5 Dark Accent 5" w:uiPriority="50"/>
-    <w:lsdException w:name="List Table 6 Colorful Accent 5" w:uiPriority="51"/>
-    <w:lsdException w:name="List Table 7 Colorful Accent 5" w:uiPriority="52"/>
-    <w:lsdException w:name="List Table 1 Light Accent 6" w:uiPriority="46"/>
-    <w:lsdException w:name="List Table 2 Accent 6" w:uiPriority="47"/>
-    <w:lsdException w:name="List Table 3 Accent 6" w:uiPriority="48"/>
-    <w:lsdException w:name="List Table 4 Accent 6" w:uiPriority="49"/>
-    <w:lsdException w:name="List Table 5 Dark Accent 6" w:uiPriority="50"/>
-    <w:lsdException w:name="List Table 6 Colorful Accent 6" w:uiPriority="51"/>
-    <w:lsdException w:name="List Table 7 Colorful Accent 6" w:uiPriority="52"/>
-    <w:lsdException w:name="Mention" w:semiHidden="1" w:unhideWhenUsed="1"/>
-    <w:lsdException w:name="Smart Hyperlink" w:semiHidden="1" w:unhideWhenUsed="1"/>
-    <w:lsdException w:name="Hashtag" w:semiHidden="1" w:unhideWhenUsed="1"/>
-    <w:lsdException w:name="Unresolved Mention" w:semiHidden="1" w:unhideWhenUsed="1"/>
-    <w:lsdException w:name="Smart Link" w:semiHidden="1" w:unhideWhenUsed="1"/>
+  <w:latentStyles w:defLockedState="0" w:defUIPriority="99" w:defSemiHidden="1" w:defUnhideWhenUsed="1" w:defQFormat="0" w:count="267">
+    <w:lsdException w:name="Normal" w:semiHidden="0" w:uiPriority="0" w:unhideWhenUsed="0" w:qFormat="1"/>
+    <w:lsdException w:name="heading 1" w:semiHidden="0" w:uiPriority="9" w:unhideWhenUsed="0" w:qFormat="1"/>
+    <w:lsdException w:name="heading 2" w:uiPriority="9" w:qFormat="1"/>
+    <w:lsdException w:name="heading 3" w:uiPriority="9" w:qFormat="1"/>
+    <w:lsdException w:name="heading 4" w:uiPriority="9" w:qFormat="1"/>
+    <w:lsdException w:name="heading 5" w:uiPriority="9" w:qFormat="1"/>
+    <w:lsdException w:name="heading 6" w:uiPriority="9" w:qFormat="1"/>
+    <w:lsdException w:name="heading 7" w:uiPriority="9" w:qFormat="1"/>
+    <w:lsdException w:name="heading 8" w:uiPriority="9" w:qFormat="1"/>
+    <w:lsdException w:name="heading 9" w:uiPriority="9" w:qFormat="1"/>
+    <w:lsdException w:name="toc 1" w:uiPriority="39"/>
+    <w:lsdException w:name="toc 2" w:uiPriority="39"/>
+    <w:lsdException w:name="toc 3" w:uiPriority="39"/>
+    <w:lsdException w:name="toc 4" w:uiPriority="39"/>
+    <w:lsdException w:name="toc 5" w:uiPriority="39"/>
+    <w:lsdException w:name="toc 6" w:uiPriority="39"/>
+    <w:lsdException w:name="toc 7" w:uiPriority="39"/>
+    <w:lsdException w:name="toc 8" w:uiPriority="39"/>
+    <w:lsdException w:name="toc 9" w:uiPriority="39"/>
+    <w:lsdException w:name="caption" w:uiPriority="35" w:qFormat="1"/>
+    <w:lsdException w:name="Title" w:semiHidden="0" w:uiPriority="10" w:unhideWhenUsed="0" w:qFormat="1"/>
+    <w:lsdException w:name="Default Paragraph Font" w:uiPriority="1"/>
+    <w:lsdException w:name="Subtitle" w:semiHidden="0" w:uiPriority="11" w:unhideWhenUsed="0" w:qFormat="1"/>
+    <w:lsdException w:name="Strong" w:semiHidden="0" w:uiPriority="22" w:unhideWhenUsed="0" w:qFormat="1"/>
+    <w:lsdException w:name="Emphasis" w:semiHidden="0" w:uiPriority="20" w:unhideWhenUsed="0" w:qFormat="1"/>
+    <w:lsdException w:name="Table Grid" w:semiHidden="0" w:uiPriority="59" w:unhideWhenUsed="0"/>
+    <w:lsdException w:name="Placeholder Text" w:unhideWhenUsed="0"/>
+    <w:lsdException w:name="No Spacing" w:semiHidden="0" w:uiPriority="1" w:unhideWhenUsed="0" w:qFormat="1"/>
+    <w:lsdException w:name="Light Shading" w:semiHidden="0" w:uiPriority="60" w:unhideWhenUsed="0"/>
+    <w:lsdException w:name="Light List" w:semiHidden="0" w:uiPriority="61" w:unhideWhenUsed="0"/>
+    <w:lsdException w:name="Light Grid" w:semiHidden="0" w:uiPriority="62" w:unhideWhenUsed="0"/>
+    <w:lsdException w:name="Medium Shading 1" w:semiHidden="0" w:uiPriority="63" w:unhideWhenUsed="0"/>
+    <w:lsdException w:name="Medium Shading 2" w:semiHidden="0" w:uiPriority="64" w:unhideWhenUsed="0"/>
+    <w:lsdException w:name="Medium List 1" w:semiHidden="0" w:uiPriority="65" w:unhideWhenUsed="0"/>
+    <w:lsdException w:name="Medium List 2" w:semiHidden="0" w:uiPriority="66" w:unhideWhenUsed="0"/>
+    <w:lsdException w:name="Medium Grid 1" w:semiHidden="0" w:uiPriority="67" w:unhideWhenUsed="0"/>
+    <w:lsdException w:name="Medium Grid 2" w:semiHidden="0" w:uiPriority="68" w:unhideWhenUsed="0"/>
+    <w:lsdException w:name="Medium Grid 3" w:semiHidden="0" w:uiPriority="69" w:unhideWhenUsed="0"/>
+    <w:lsdException w:name="Dark List" w:semiHidden="0" w:uiPriority="70" w:unhideWhenUsed="0"/>
+    <w:lsdException w:name="Colorful Shading" w:semiHidden="0" w:uiPriority="71" w:unhideWhenUsed="0"/>
+    <w:lsdException w:name="Colorful List" w:semiHidden="0" w:uiPriority="72" w:unhideWhenUsed="0"/>
+    <w:lsdException w:name="Colorful Grid" w:semiHidden="0" w:uiPriority="73" w:unhideWhenUsed="0"/>
+    <w:lsdException w:name="Light Shading Accent 1" w:semiHidden="0" w:uiPriority="60" w:unhideWhenUsed="0"/>
+    <w:lsdException w:name="Light List Accent 1" w:semiHidden="0" w:uiPriority="61" w:unhideWhenUsed="0"/>
+    <w:lsdException w:name="Light Grid Accent 1" w:semiHidden="0" w:uiPriority="62" w:unhideWhenUsed="0"/>
+    <w:lsdException w:name="Medium Shading 1 Accent 1" w:semiHidden="0" w:uiPriority="63" w:unhideWhenUsed="0"/>
+    <w:lsdException w:name="Medium Shading 2 Accent 1" w:semiHidden="0" w:uiPriority="64" w:unhideWhenUsed="0"/>
+    <w:lsdException w:name="Medium List 1 Accent 1" w:semiHidden="0" w:uiPriority="65" w:unhideWhenUsed="0"/>
+    <w:lsdException w:name="Revision" w:unhideWhenUsed="0"/>
+    <w:lsdException w:name="List Paragraph" w:semiHidden="0" w:uiPriority="34" w:unhideWhenUsed="0" w:qFormat="1"/>
+    <w:lsdException w:name="Quote" w:semiHidden="0" w:uiPriority="29" w:unhideWhenUsed="0" w:qFormat="1"/>
+    <w:lsdException w:name="Intense Quote" w:semiHidden="0" w:uiPriority="30" w:unhideWhenUsed="0" w:qFormat="1"/>
+    <w:lsdException w:name="Medium List 2 Accent 1" w:semiHidden="0" w:uiPriority="66" w:unhideWhenUsed="0"/>
+    <w:lsdException w:name="Medium Grid 1 Accent 1" w:semiHidden="0" w:uiPriority="67" w:unhideWhenUsed="0"/>
+    <w:lsdException w:name="Medium Grid 2 Accent 1" w:semiHidden="0" w:uiPriority="68" w:unhideWhenUsed="0"/>
+    <w:lsdException w:name="Medium Grid 3 Accent 1" w:semiHidden="0" w:uiPriority="69" w:unhideWhenUsed="0"/>
+    <w:lsdException w:name="Dark List Accent 1" w:semiHidden="0" w:uiPriority="70" w:unhideWhenUsed="0"/>
+    <w:lsdException w:name="Colorful Shading Accent 1" w:semiHidden="0" w:uiPriority="71" w:unhideWhenUsed="0"/>
+    <w:lsdException w:name="Colorful List Accent 1" w:semiHidden="0" w:uiPriority="72" w:unhideWhenUsed="0"/>
+    <w:lsdException w:name="Colorful Grid Accent 1" w:semiHidden="0" w:uiPriority="73" w:unhideWhenUsed="0"/>
+    <w:lsdException w:name="Light Shading Accent 2" w:semiHidden="0" w:uiPriority="60" w:unhideWhenUsed="0"/>
+    <w:lsdException w:name="Light List Accent 2" w:semiHidden="0" w:uiPriority="61" w:unhideWhenUsed="0"/>
+    <w:lsdException w:name="Light Grid Accent 2" w:semiHidden="0" w:uiPriority="62" w:unhideWhenUsed="0"/>
+    <w:lsdException w:name="Medium Shading 1 Accent 2" w:semiHidden="0" w:uiPriority="63" w:unhideWhenUsed="0"/>
+    <w:lsdException w:name="Medium Shading 2 Accent 2" w:semiHidden="0" w:uiPriority="64" w:unhideWhenUsed="0"/>
+    <w:lsdException w:name="Medium List 1 Accent 2" w:semiHidden="0" w:uiPriority="65" w:unhideWhenUsed="0"/>
+    <w:lsdException w:name="Medium List 2 Accent 2" w:semiHidden="0" w:uiPriority="66" w:unhideWhenUsed="0"/>
+    <w:lsdException w:name="Medium Grid 1 Accent 2" w:semiHidden="0" w:uiPriority="67" w:unhideWhenUsed="0"/>
+    <w:lsdException w:name="Medium Grid 2 Accent 2" w:semiHidden="0" w:uiPriority="68" w:unhideWhenUsed="0"/>
+    <w:lsdException w:name="Medium Grid 3 Accent 2" w:semiHidden="0" w:uiPriority="69" w:unhideWhenUsed="0"/>
+    <w:lsdException w:name="Dark List Accent 2" w:semiHidden="0" w:uiPriority="70" w:unhideWhenUsed="0"/>
+    <w:lsdException w:name="Colorful Shading Accent 2" w:semiHidden="0" w:uiPriority="71" w:unhideWhenUsed="0"/>
+    <w:lsdException w:name="Colorful List Accent 2" w:semiHidden="0" w:uiPriority="72" w:unhideWhenUsed="0"/>
+    <w:lsdException w:name="Colorful Grid Accent 2" w:semiHidden="0" w:uiPriority="73" w:unhideWhenUsed="0"/>
+    <w:lsdException w:name="Light Shading Accent 3" w:semiHidden="0" w:uiPriority="60" w:unhideWhenUsed="0"/>
+    <w:lsdException w:name="Light List Accent 3" w:semiHidden="0" w:uiPriority="61" w:unhideWhenUsed="0"/>
+    <w:lsdException w:name="Light Grid Accent 3" w:semiHidden="0" w:uiPriority="62" w:unhideWhenUsed="0"/>
+    <w:lsdException w:name="Medium Shading 1 Accent 3" w:semiHidden="0" w:uiPriority="63" w:unhideWhenUsed="0"/>
+    <w:lsdException w:name="Medium Shading 2 Accent 3" w:semiHidden="0" w:uiPriority="64" w:unhideWhenUsed="0"/>
+    <w:lsdException w:name="Medium List 1 Accent 3" w:semiHidden="0" w:uiPriority="65" w:unhideWhenUsed="0"/>
+    <w:lsdException w:name="Medium List 2 Accent 3" w:semiHidden="0" w:uiPriority="66" w:unhideWhenUsed="0"/>
+    <w:lsdException w:name="Medium Grid 1 Accent 3" w:semiHidden="0" w:uiPriority="67" w:unhideWhenUsed="0"/>
+    <w:lsdException w:name="Medium Grid 2 Accent 3" w:semiHidden="0" w:uiPriority="68" w:unhideWhenUsed="0"/>
+    <w:lsdException w:name="Medium Grid 3 Accent 3" w:semiHidden="0" w:uiPriority="69" w:unhideWhenUsed="0"/>
+    <w:lsdException w:name="Dark List Accent 3" w:semiHidden="0" w:uiPriority="70" w:unhideWhenUsed="0"/>
+    <w:lsdException w:name="Colorful Shading Accent 3" w:semiHidden="0" w:uiPriority="71" w:unhideWhenUsed="0"/>
+    <w:lsdException w:name="Colorful List Accent 3" w:semiHidden="0" w:uiPriority="72" w:unhideWhenUsed="0"/>
+    <w:lsdException w:name="Colorful Grid Accent 3" w:semiHidden="0" w:uiPriority="73" w:unhideWhenUsed="0"/>
+    <w:lsdException w:name="Light Shading Accent 4" w:semiHidden="0" w:uiPriority="60" w:unhideWhenUsed="0"/>
+    <w:lsdException w:name="Light List Accent 4" w:semiHidden="0" w:uiPriority="61" w:unhideWhenUsed="0"/>
+    <w:lsdException w:name="Light Grid Accent 4" w:semiHidden="0" w:uiPriority="62" w:unhideWhenUsed="0"/>
+    <w:lsdException w:name="Medium Shading 1 Accent 4" w:semiHidden="0" w:uiPriority="63" w:unhideWhenUsed="0"/>
+    <w:lsdException w:name="Medium Shading 2 Accent 4" w:semiHidden="0" w:uiPriority="64" w:unhideWhenUsed="0"/>
+    <w:lsdException w:name="Medium List 1 Accent 4" w:semiHidden="0" w:uiPriority="65" w:unhideWhenUsed="0"/>
+    <w:lsdException w:name="Medium List 2 Accent 4" w:semiHidden="0" w:uiPriority="66" w:unhideWhenUsed="0"/>
+    <w:lsdException w:name="Medium Grid 1 Accent 4" w:semiHidden="0" w:uiPriority="67" w:unhideWhenUsed="0"/>
+    <w:lsdException w:name="Medium Grid 2 Accent 4" w:semiHidden="0" w:uiPriority="68" w:unhideWhenUsed="0"/>
+    <w:lsdException w:name="Medium Grid 3 Accent 4" w:semiHidden="0" w:uiPriority="69" w:unhideWhenUsed="0"/>
+    <w:lsdException w:name="Dark List Accent 4" w:semiHidden="0" w:uiPriority="70" w:unhideWhenUsed="0"/>
+    <w:lsdException w:name="Colorful Shading Accent 4" w:semiHidden="0" w:uiPriority="71" w:unhideWhenUsed="0"/>
+    <w:lsdException w:name="Colorful List Accent 4" w:semiHidden="0" w:uiPriority="72" w:unhideWhenUsed="0"/>
+    <w:lsdException w:name="Colorful Grid Accent 4" w:semiHidden="0" w:uiPriority="73" w:unhideWhenUsed="0"/>
+    <w:lsdException w:name="Light Shading Accent 5" w:semiHidden="0" w:uiPriority="60" w:unhideWhenUsed="0"/>
+    <w:lsdException w:name="Light List Accent 5" w:semiHidden="0" w:uiPriority="61" w:unhideWhenUsed="0"/>
+    <w:lsdException w:name="Light Grid Accent 5" w:semiHidden="0" w:uiPriority="62" w:unhideWhenUsed="0"/>
+    <w:lsdException w:name="Medium Shading 1 Accent 5" w:semiHidden="0" w:uiPriority="63" w:unhideWhenUsed="0"/>
+    <w:lsdException w:name="Medium Shading 2 Accent 5" w:semiHidden="0" w:uiPriority="64" w:unhideWhenUsed="0"/>
+    <w:lsdException w:name="Medium List 1 Accent 5" w:semiHidden="0" w:uiPriority="65" w:unhideWhenUsed="0"/>
+    <w:lsdException w:name="Medium List 2 Accent 5" w:semiHidden="0" w:uiPriority="66" w:unhideWhenUsed="0"/>
+    <w:lsdException w:name="Medium Grid 1 Accent 5" w:semiHidden="0" w:uiPriority="67" w:unhideWhenUsed="0"/>
+    <w:lsdException w:name="Medium Grid 2 Accent 5" w:semiHidden="0" w:uiPriority="68" w:unhideWhenUsed="0"/>
+    <w:lsdException w:name="Medium Grid 3 Accent 5" w:semiHidden="0" w:uiPriority="69" w:unhideWhenUsed="0"/>
+    <w:lsdException w:name="Dark List Accent 5" w:semiHidden="0" w:uiPriority="70" w:unhideWhenUsed="0"/>
+    <w:lsdException w:name="Colorful Shading Accent 5" w:semiHidden="0" w:uiPriority="71" w:unhideWhenUsed="0"/>
+    <w:lsdException w:name="Colorful List Accent 5" w:semiHidden="0" w:uiPriority="72" w:unhideWhenUsed="0"/>
+    <w:lsdException w:name="Colorful Grid Accent 5" w:semiHidden="0" w:uiPriority="73" w:unhideWhenUsed="0"/>
+    <w:lsdException w:name="Light Shading Accent 6" w:semiHidden="0" w:uiPriority="60" w:unhideWhenUsed="0"/>
+    <w:lsdException w:name="Light List Accent 6" w:semiHidden="0" w:uiPriority="61" w:unhideWhenUsed="0"/>
+    <w:lsdException w:name="Light Grid Accent 6" w:semiHidden="0" w:uiPriority="62" w:unhideWhenUsed="0"/>
+    <w:lsdException w:name="Medium Shading 1 Accent 6" w:semiHidden="0" w:uiPriority="63" w:unhideWhenUsed="0"/>
+    <w:lsdException w:name="Medium Shading 2 Accent 6" w:semiHidden="0" w:uiPriority="64" w:unhideWhenUsed="0"/>
+    <w:lsdException w:name="Medium List 1 Accent 6" w:semiHidden="0" w:uiPriority="65" w:unhideWhenUsed="0"/>
+    <w:lsdException w:name="Medium List 2 Accent 6" w:semiHidden="0" w:uiPriority="66" w:unhideWhenUsed="0"/>
+    <w:lsdException w:name="Medium Grid 1 Accent 6" w:semiHidden="0" w:uiPriority="67" w:unhideWhenUsed="0"/>
+    <w:lsdException w:name="Medium Grid 2 Accent 6" w:semiHidden="0" w:uiPriority="68" w:unhideWhenUsed="0"/>
+    <w:lsdException w:name="Medium Grid 3 Accent 6" w:semiHidden="0" w:uiPriority="69" w:unhideWhenUsed="0"/>
+    <w:lsdException w:name="Dark List Accent 6" w:semiHidden="0" w:uiPriority="70" w:unhideWhenUsed="0"/>
+    <w:lsdException w:name="Colorful Shading Accent 6" w:semiHidden="0" w:uiPriority="71" w:unhideWhenUsed="0"/>
+    <w:lsdException w:name="Colorful List Accent 6" w:semiHidden="0" w:uiPriority="72" w:unhideWhenUsed="0"/>
+    <w:lsdException w:name="Colorful Grid Accent 6" w:semiHidden="0" w:uiPriority="73" w:unhideWhenUsed="0"/>
+    <w:lsdException w:name="Subtle Emphasis" w:semiHidden="0" w:uiPriority="19" w:unhideWhenUsed="0" w:qFormat="1"/>
+    <w:lsdException w:name="Intense Emphasis" w:semiHidden="0" w:uiPriority="21" w:unhideWhenUsed="0" w:qFormat="1"/>
+    <w:lsdException w:name="Subtle Reference" w:semiHidden="0" w:uiPriority="31" w:unhideWhenUsed="0" w:qFormat="1"/>
+    <w:lsdException w:name="Intense Reference" w:semiHidden="0" w:uiPriority="32" w:unhideWhenUsed="0" w:qFormat="1"/>
+    <w:lsdException w:name="Book Title" w:semiHidden="0" w:uiPriority="33" w:unhideWhenUsed="0" w:qFormat="1"/>
+    <w:lsdException w:name="Bibliography" w:uiPriority="37"/>
+    <w:lsdException w:name="TOC Heading" w:uiPriority="39" w:qFormat="1"/>
   </w:latentStyles>
   <w:style w:type="paragraph" w:default="1" w:styleId="a1">
     <w:name w:val="Normal"/>
@@ -1817,6 +1488,7 @@
     <w:uiPriority w:val="99"/>
     <w:semiHidden/>
     <w:unhideWhenUsed/>
+    <w:qFormat/>
     <w:tblPr>
       <w:tblInd w:w="0" w:type="dxa"/>
       <w:tblCellMar>
@@ -1954,7 +1626,7 @@
     </w:rPr>
   </w:style>
   <w:style w:type="character" w:customStyle="1" w:styleId="ab">
-    <w:name w:val="Заголовок Знак"/>
+    <w:name w:val="Название Знак"/>
     <w:basedOn w:val="a2"/>
     <w:link w:val="aa"/>
     <w:uiPriority w:val="10"/>
@@ -2541,6 +2213,7 @@
       <w:spacing w:after="0" w:line="240" w:lineRule="auto"/>
     </w:pPr>
     <w:tblPr>
+      <w:tblInd w:w="0" w:type="dxa"/>
       <w:tblBorders>
         <w:top w:val="single" w:sz="4" w:space="0" w:color="auto"/>
         <w:left w:val="single" w:sz="4" w:space="0" w:color="auto"/>
@@ -2549,6 +2222,12 @@
         <w:insideH w:val="single" w:sz="4" w:space="0" w:color="auto"/>
         <w:insideV w:val="single" w:sz="4" w:space="0" w:color="auto"/>
       </w:tblBorders>
+      <w:tblCellMar>
+        <w:top w:w="0" w:type="dxa"/>
+        <w:left w:w="108" w:type="dxa"/>
+        <w:bottom w:w="0" w:type="dxa"/>
+        <w:right w:w="108" w:type="dxa"/>
+      </w:tblCellMar>
     </w:tblPr>
   </w:style>
   <w:style w:type="table" w:styleId="aff1">
@@ -2565,10 +2244,17 @@
     <w:tblPr>
       <w:tblStyleRowBandSize w:val="1"/>
       <w:tblStyleColBandSize w:val="1"/>
+      <w:tblInd w:w="0" w:type="dxa"/>
       <w:tblBorders>
         <w:top w:val="single" w:sz="8" w:space="0" w:color="000000" w:themeColor="text1"/>
         <w:bottom w:val="single" w:sz="8" w:space="0" w:color="000000" w:themeColor="text1"/>
       </w:tblBorders>
+      <w:tblCellMar>
+        <w:top w:w="0" w:type="dxa"/>
+        <w:left w:w="108" w:type="dxa"/>
+        <w:bottom w:w="0" w:type="dxa"/>
+        <w:right w:w="108" w:type="dxa"/>
+      </w:tblCellMar>
     </w:tblPr>
     <w:tblStylePr w:type="firstRow">
       <w:pPr>
@@ -2661,10 +2347,17 @@
     <w:tblPr>
       <w:tblStyleRowBandSize w:val="1"/>
       <w:tblStyleColBandSize w:val="1"/>
+      <w:tblInd w:w="0" w:type="dxa"/>
       <w:tblBorders>
         <w:top w:val="single" w:sz="8" w:space="0" w:color="4F81BD" w:themeColor="accent1"/>
         <w:bottom w:val="single" w:sz="8" w:space="0" w:color="4F81BD" w:themeColor="accent1"/>
       </w:tblBorders>
+      <w:tblCellMar>
+        <w:top w:w="0" w:type="dxa"/>
+        <w:left w:w="108" w:type="dxa"/>
+        <w:bottom w:w="0" w:type="dxa"/>
+        <w:right w:w="108" w:type="dxa"/>
+      </w:tblCellMar>
     </w:tblPr>
     <w:tblStylePr w:type="firstRow">
       <w:pPr>
@@ -2757,10 +2450,17 @@
     <w:tblPr>
       <w:tblStyleRowBandSize w:val="1"/>
       <w:tblStyleColBandSize w:val="1"/>
+      <w:tblInd w:w="0" w:type="dxa"/>
       <w:tblBorders>
         <w:top w:val="single" w:sz="8" w:space="0" w:color="C0504D" w:themeColor="accent2"/>
         <w:bottom w:val="single" w:sz="8" w:space="0" w:color="C0504D" w:themeColor="accent2"/>
       </w:tblBorders>
+      <w:tblCellMar>
+        <w:top w:w="0" w:type="dxa"/>
+        <w:left w:w="108" w:type="dxa"/>
+        <w:bottom w:w="0" w:type="dxa"/>
+        <w:right w:w="108" w:type="dxa"/>
+      </w:tblCellMar>
     </w:tblPr>
     <w:tblStylePr w:type="firstRow">
       <w:pPr>
@@ -2853,10 +2553,17 @@
     <w:tblPr>
       <w:tblStyleRowBandSize w:val="1"/>
       <w:tblStyleColBandSize w:val="1"/>
+      <w:tblInd w:w="0" w:type="dxa"/>
       <w:tblBorders>
         <w:top w:val="single" w:sz="8" w:space="0" w:color="9BBB59" w:themeColor="accent3"/>
         <w:bottom w:val="single" w:sz="8" w:space="0" w:color="9BBB59" w:themeColor="accent3"/>
       </w:tblBorders>
+      <w:tblCellMar>
+        <w:top w:w="0" w:type="dxa"/>
+        <w:left w:w="108" w:type="dxa"/>
+        <w:bottom w:w="0" w:type="dxa"/>
+        <w:right w:w="108" w:type="dxa"/>
+      </w:tblCellMar>
     </w:tblPr>
     <w:tblStylePr w:type="firstRow">
       <w:pPr>
@@ -2949,10 +2656,17 @@
     <w:tblPr>
       <w:tblStyleRowBandSize w:val="1"/>
       <w:tblStyleColBandSize w:val="1"/>
+      <w:tblInd w:w="0" w:type="dxa"/>
       <w:tblBorders>
         <w:top w:val="single" w:sz="8" w:space="0" w:color="8064A2" w:themeColor="accent4"/>
         <w:bottom w:val="single" w:sz="8" w:space="0" w:color="8064A2" w:themeColor="accent4"/>
       </w:tblBorders>
+      <w:tblCellMar>
+        <w:top w:w="0" w:type="dxa"/>
+        <w:left w:w="108" w:type="dxa"/>
+        <w:bottom w:w="0" w:type="dxa"/>
+        <w:right w:w="108" w:type="dxa"/>
+      </w:tblCellMar>
     </w:tblPr>
     <w:tblStylePr w:type="firstRow">
       <w:pPr>
@@ -3045,10 +2759,17 @@
     <w:tblPr>
       <w:tblStyleRowBandSize w:val="1"/>
       <w:tblStyleColBandSize w:val="1"/>
+      <w:tblInd w:w="0" w:type="dxa"/>
       <w:tblBorders>
         <w:top w:val="single" w:sz="8" w:space="0" w:color="4BACC6" w:themeColor="accent5"/>
         <w:bottom w:val="single" w:sz="8" w:space="0" w:color="4BACC6" w:themeColor="accent5"/>
       </w:tblBorders>
+      <w:tblCellMar>
+        <w:top w:w="0" w:type="dxa"/>
+        <w:left w:w="108" w:type="dxa"/>
+        <w:bottom w:w="0" w:type="dxa"/>
+        <w:right w:w="108" w:type="dxa"/>
+      </w:tblCellMar>
     </w:tblPr>
     <w:tblStylePr w:type="firstRow">
       <w:pPr>
@@ -3141,10 +2862,17 @@
     <w:tblPr>
       <w:tblStyleRowBandSize w:val="1"/>
       <w:tblStyleColBandSize w:val="1"/>
+      <w:tblInd w:w="0" w:type="dxa"/>
       <w:tblBorders>
         <w:top w:val="single" w:sz="8" w:space="0" w:color="F79646" w:themeColor="accent6"/>
         <w:bottom w:val="single" w:sz="8" w:space="0" w:color="F79646" w:themeColor="accent6"/>
       </w:tblBorders>
+      <w:tblCellMar>
+        <w:top w:w="0" w:type="dxa"/>
+        <w:left w:w="108" w:type="dxa"/>
+        <w:bottom w:w="0" w:type="dxa"/>
+        <w:right w:w="108" w:type="dxa"/>
+      </w:tblCellMar>
     </w:tblPr>
     <w:tblStylePr w:type="firstRow">
       <w:pPr>
@@ -3234,12 +2962,19 @@
     <w:tblPr>
       <w:tblStyleRowBandSize w:val="1"/>
       <w:tblStyleColBandSize w:val="1"/>
+      <w:tblInd w:w="0" w:type="dxa"/>
       <w:tblBorders>
         <w:top w:val="single" w:sz="8" w:space="0" w:color="000000" w:themeColor="text1"/>
         <w:left w:val="single" w:sz="8" w:space="0" w:color="000000" w:themeColor="text1"/>
         <w:bottom w:val="single" w:sz="8" w:space="0" w:color="000000" w:themeColor="text1"/>
         <w:right w:val="single" w:sz="8" w:space="0" w:color="000000" w:themeColor="text1"/>
       </w:tblBorders>
+      <w:tblCellMar>
+        <w:top w:w="0" w:type="dxa"/>
+        <w:left w:w="108" w:type="dxa"/>
+        <w:bottom w:w="0" w:type="dxa"/>
+        <w:right w:w="108" w:type="dxa"/>
+      </w:tblCellMar>
     </w:tblPr>
     <w:tblStylePr w:type="firstRow">
       <w:pPr>
@@ -3319,12 +3054,19 @@
     <w:tblPr>
       <w:tblStyleRowBandSize w:val="1"/>
       <w:tblStyleColBandSize w:val="1"/>
+      <w:tblInd w:w="0" w:type="dxa"/>
       <w:tblBorders>
         <w:top w:val="single" w:sz="8" w:space="0" w:color="4F81BD" w:themeColor="accent1"/>
         <w:left w:val="single" w:sz="8" w:space="0" w:color="4F81BD" w:themeColor="accent1"/>
         <w:bottom w:val="single" w:sz="8" w:space="0" w:color="4F81BD" w:themeColor="accent1"/>
         <w:right w:val="single" w:sz="8" w:space="0" w:color="4F81BD" w:themeColor="accent1"/>
       </w:tblBorders>
+      <w:tblCellMar>
+        <w:top w:w="0" w:type="dxa"/>
+        <w:left w:w="108" w:type="dxa"/>
+        <w:bottom w:w="0" w:type="dxa"/>
+        <w:right w:w="108" w:type="dxa"/>
+      </w:tblCellMar>
     </w:tblPr>
     <w:tblStylePr w:type="firstRow">
       <w:pPr>
@@ -3404,12 +3146,19 @@
     <w:tblPr>
       <w:tblStyleRowBandSize w:val="1"/>
       <w:tblStyleColBandSize w:val="1"/>
+      <w:tblInd w:w="0" w:type="dxa"/>
       <w:tblBorders>
         <w:top w:val="single" w:sz="8" w:space="0" w:color="C0504D" w:themeColor="accent2"/>
         <w:left w:val="single" w:sz="8" w:space="0" w:color="C0504D" w:themeColor="accent2"/>
         <w:bottom w:val="single" w:sz="8" w:space="0" w:color="C0504D" w:themeColor="accent2"/>
         <w:right w:val="single" w:sz="8" w:space="0" w:color="C0504D" w:themeColor="accent2"/>
       </w:tblBorders>
+      <w:tblCellMar>
+        <w:top w:w="0" w:type="dxa"/>
+        <w:left w:w="108" w:type="dxa"/>
+        <w:bottom w:w="0" w:type="dxa"/>
+        <w:right w:w="108" w:type="dxa"/>
+      </w:tblCellMar>
     </w:tblPr>
     <w:tblStylePr w:type="firstRow">
       <w:pPr>
@@ -3489,12 +3238,19 @@
     <w:tblPr>
       <w:tblStyleRowBandSize w:val="1"/>
       <w:tblStyleColBandSize w:val="1"/>
+      <w:tblInd w:w="0" w:type="dxa"/>
       <w:tblBorders>
         <w:top w:val="single" w:sz="8" w:space="0" w:color="9BBB59" w:themeColor="accent3"/>
         <w:left w:val="single" w:sz="8" w:space="0" w:color="9BBB59" w:themeColor="accent3"/>
         <w:bottom w:val="single" w:sz="8" w:space="0" w:color="9BBB59" w:themeColor="accent3"/>
         <w:right w:val="single" w:sz="8" w:space="0" w:color="9BBB59" w:themeColor="accent3"/>
       </w:tblBorders>
+      <w:tblCellMar>
+        <w:top w:w="0" w:type="dxa"/>
+        <w:left w:w="108" w:type="dxa"/>
+        <w:bottom w:w="0" w:type="dxa"/>
+        <w:right w:w="108" w:type="dxa"/>
+      </w:tblCellMar>
     </w:tblPr>
     <w:tblStylePr w:type="firstRow">
       <w:pPr>
@@ -3574,12 +3330,19 @@
     <w:tblPr>
       <w:tblStyleRowBandSize w:val="1"/>
       <w:tblStyleColBandSize w:val="1"/>
+      <w:tblInd w:w="0" w:type="dxa"/>
       <w:tblBorders>
         <w:top w:val="single" w:sz="8" w:space="0" w:color="8064A2" w:themeColor="accent4"/>
         <w:left w:val="single" w:sz="8" w:space="0" w:color="8064A2" w:themeColor="accent4"/>
         <w:bottom w:val="single" w:sz="8" w:space="0" w:color="8064A2" w:themeColor="accent4"/>
         <w:right w:val="single" w:sz="8" w:space="0" w:color="8064A2" w:themeColor="accent4"/>
       </w:tblBorders>
+      <w:tblCellMar>
+        <w:top w:w="0" w:type="dxa"/>
+        <w:left w:w="108" w:type="dxa"/>
+        <w:bottom w:w="0" w:type="dxa"/>
+        <w:right w:w="108" w:type="dxa"/>
+      </w:tblCellMar>
     </w:tblPr>
     <w:tblStylePr w:type="firstRow">
       <w:pPr>
@@ -3659,12 +3422,19 @@
     <w:tblPr>
       <w:tblStyleRowBandSize w:val="1"/>
       <w:tblStyleColBandSize w:val="1"/>
+      <w:tblInd w:w="0" w:type="dxa"/>
       <w:tblBorders>
         <w:top w:val="single" w:sz="8" w:space="0" w:color="4BACC6" w:themeColor="accent5"/>
         <w:left w:val="single" w:sz="8" w:space="0" w:color="4BACC6" w:themeColor="accent5"/>
         <w:bottom w:val="single" w:sz="8" w:space="0" w:color="4BACC6" w:themeColor="accent5"/>
         <w:right w:val="single" w:sz="8" w:space="0" w:color="4BACC6" w:themeColor="accent5"/>
       </w:tblBorders>
+      <w:tblCellMar>
+        <w:top w:w="0" w:type="dxa"/>
+        <w:left w:w="108" w:type="dxa"/>
+        <w:bottom w:w="0" w:type="dxa"/>
+        <w:right w:w="108" w:type="dxa"/>
+      </w:tblCellMar>
     </w:tblPr>
     <w:tblStylePr w:type="firstRow">
       <w:pPr>
@@ -3744,12 +3514,19 @@
     <w:tblPr>
       <w:tblStyleRowBandSize w:val="1"/>
       <w:tblStyleColBandSize w:val="1"/>
+      <w:tblInd w:w="0" w:type="dxa"/>
       <w:tblBorders>
         <w:top w:val="single" w:sz="8" w:space="0" w:color="F79646" w:themeColor="accent6"/>
         <w:left w:val="single" w:sz="8" w:space="0" w:color="F79646" w:themeColor="accent6"/>
         <w:bottom w:val="single" w:sz="8" w:space="0" w:color="F79646" w:themeColor="accent6"/>
         <w:right w:val="single" w:sz="8" w:space="0" w:color="F79646" w:themeColor="accent6"/>
       </w:tblBorders>
+      <w:tblCellMar>
+        <w:top w:w="0" w:type="dxa"/>
+        <w:left w:w="108" w:type="dxa"/>
+        <w:bottom w:w="0" w:type="dxa"/>
+        <w:right w:w="108" w:type="dxa"/>
+      </w:tblCellMar>
     </w:tblPr>
     <w:tblStylePr w:type="firstRow">
       <w:pPr>
@@ -3829,6 +3606,7 @@
     <w:tblPr>
       <w:tblStyleRowBandSize w:val="1"/>
       <w:tblStyleColBandSize w:val="1"/>
+      <w:tblInd w:w="0" w:type="dxa"/>
       <w:tblBorders>
         <w:top w:val="single" w:sz="8" w:space="0" w:color="000000" w:themeColor="text1"/>
         <w:left w:val="single" w:sz="8" w:space="0" w:color="000000" w:themeColor="text1"/>
@@ -3837,6 +3615,12 @@
         <w:insideH w:val="single" w:sz="8" w:space="0" w:color="000000" w:themeColor="text1"/>
         <w:insideV w:val="single" w:sz="8" w:space="0" w:color="000000" w:themeColor="text1"/>
       </w:tblBorders>
+      <w:tblCellMar>
+        <w:top w:w="0" w:type="dxa"/>
+        <w:left w:w="108" w:type="dxa"/>
+        <w:bottom w:w="0" w:type="dxa"/>
+        <w:right w:w="108" w:type="dxa"/>
+      </w:tblCellMar>
     </w:tblPr>
     <w:tblStylePr w:type="firstRow">
       <w:pPr>
@@ -3952,6 +3736,7 @@
     <w:tblPr>
       <w:tblStyleRowBandSize w:val="1"/>
       <w:tblStyleColBandSize w:val="1"/>
+      <w:tblInd w:w="0" w:type="dxa"/>
       <w:tblBorders>
         <w:top w:val="single" w:sz="8" w:space="0" w:color="4F81BD" w:themeColor="accent1"/>
         <w:left w:val="single" w:sz="8" w:space="0" w:color="4F81BD" w:themeColor="accent1"/>
@@ -3960,6 +3745,12 @@
         <w:insideH w:val="single" w:sz="8" w:space="0" w:color="4F81BD" w:themeColor="accent1"/>
         <w:insideV w:val="single" w:sz="8" w:space="0" w:color="4F81BD" w:themeColor="accent1"/>
       </w:tblBorders>
+      <w:tblCellMar>
+        <w:top w:w="0" w:type="dxa"/>
+        <w:left w:w="108" w:type="dxa"/>
+        <w:bottom w:w="0" w:type="dxa"/>
+        <w:right w:w="108" w:type="dxa"/>
+      </w:tblCellMar>
     </w:tblPr>
     <w:tblStylePr w:type="firstRow">
       <w:pPr>
@@ -4075,6 +3866,7 @@
     <w:tblPr>
       <w:tblStyleRowBandSize w:val="1"/>
       <w:tblStyleColBandSize w:val="1"/>
+      <w:tblInd w:w="0" w:type="dxa"/>
       <w:tblBorders>
         <w:top w:val="single" w:sz="8" w:space="0" w:color="C0504D" w:themeColor="accent2"/>
         <w:left w:val="single" w:sz="8" w:space="0" w:color="C0504D" w:themeColor="accent2"/>
@@ -4083,6 +3875,12 @@
         <w:insideH w:val="single" w:sz="8" w:space="0" w:color="C0504D" w:themeColor="accent2"/>
         <w:insideV w:val="single" w:sz="8" w:space="0" w:color="C0504D" w:themeColor="accent2"/>
       </w:tblBorders>
+      <w:tblCellMar>
+        <w:top w:w="0" w:type="dxa"/>
+        <w:left w:w="108" w:type="dxa"/>
+        <w:bottom w:w="0" w:type="dxa"/>
+        <w:right w:w="108" w:type="dxa"/>
+      </w:tblCellMar>
     </w:tblPr>
     <w:tblStylePr w:type="firstRow">
       <w:pPr>
@@ -4198,6 +3996,7 @@
     <w:tblPr>
       <w:tblStyleRowBandSize w:val="1"/>
       <w:tblStyleColBandSize w:val="1"/>
+      <w:tblInd w:w="0" w:type="dxa"/>
       <w:tblBorders>
         <w:top w:val="single" w:sz="8" w:space="0" w:color="9BBB59" w:themeColor="accent3"/>
         <w:left w:val="single" w:sz="8" w:space="0" w:color="9BBB59" w:themeColor="accent3"/>
@@ -4206,6 +4005,12 @@
         <w:insideH w:val="single" w:sz="8" w:space="0" w:color="9BBB59" w:themeColor="accent3"/>
         <w:insideV w:val="single" w:sz="8" w:space="0" w:color="9BBB59" w:themeColor="accent3"/>
       </w:tblBorders>
+      <w:tblCellMar>
+        <w:top w:w="0" w:type="dxa"/>
+        <w:left w:w="108" w:type="dxa"/>
+        <w:bottom w:w="0" w:type="dxa"/>
+        <w:right w:w="108" w:type="dxa"/>
+      </w:tblCellMar>
     </w:tblPr>
     <w:tblStylePr w:type="firstRow">
       <w:pPr>
@@ -4321,6 +4126,7 @@
     <w:tblPr>
       <w:tblStyleRowBandSize w:val="1"/>
       <w:tblStyleColBandSize w:val="1"/>
+      <w:tblInd w:w="0" w:type="dxa"/>
       <w:tblBorders>
         <w:top w:val="single" w:sz="8" w:space="0" w:color="8064A2" w:themeColor="accent4"/>
         <w:left w:val="single" w:sz="8" w:space="0" w:color="8064A2" w:themeColor="accent4"/>
@@ -4329,6 +4135,12 @@
         <w:insideH w:val="single" w:sz="8" w:space="0" w:color="8064A2" w:themeColor="accent4"/>
         <w:insideV w:val="single" w:sz="8" w:space="0" w:color="8064A2" w:themeColor="accent4"/>
       </w:tblBorders>
+      <w:tblCellMar>
+        <w:top w:w="0" w:type="dxa"/>
+        <w:left w:w="108" w:type="dxa"/>
+        <w:bottom w:w="0" w:type="dxa"/>
+        <w:right w:w="108" w:type="dxa"/>
+      </w:tblCellMar>
     </w:tblPr>
     <w:tblStylePr w:type="firstRow">
       <w:pPr>
@@ -4444,6 +4256,7 @@
     <w:tblPr>
       <w:tblStyleRowBandSize w:val="1"/>
       <w:tblStyleColBandSize w:val="1"/>
+      <w:tblInd w:w="0" w:type="dxa"/>
       <w:tblBorders>
         <w:top w:val="single" w:sz="8" w:space="0" w:color="4BACC6" w:themeColor="accent5"/>
         <w:left w:val="single" w:sz="8" w:space="0" w:color="4BACC6" w:themeColor="accent5"/>
@@ -4452,6 +4265,12 @@
         <w:insideH w:val="single" w:sz="8" w:space="0" w:color="4BACC6" w:themeColor="accent5"/>
         <w:insideV w:val="single" w:sz="8" w:space="0" w:color="4BACC6" w:themeColor="accent5"/>
       </w:tblBorders>
+      <w:tblCellMar>
+        <w:top w:w="0" w:type="dxa"/>
+        <w:left w:w="108" w:type="dxa"/>
+        <w:bottom w:w="0" w:type="dxa"/>
+        <w:right w:w="108" w:type="dxa"/>
+      </w:tblCellMar>
     </w:tblPr>
     <w:tblStylePr w:type="firstRow">
       <w:pPr>
@@ -4567,6 +4386,7 @@
     <w:tblPr>
       <w:tblStyleRowBandSize w:val="1"/>
       <w:tblStyleColBandSize w:val="1"/>
+      <w:tblInd w:w="0" w:type="dxa"/>
       <w:tblBorders>
         <w:top w:val="single" w:sz="8" w:space="0" w:color="F79646" w:themeColor="accent6"/>
         <w:left w:val="single" w:sz="8" w:space="0" w:color="F79646" w:themeColor="accent6"/>
@@ -4575,6 +4395,12 @@
         <w:insideH w:val="single" w:sz="8" w:space="0" w:color="F79646" w:themeColor="accent6"/>
         <w:insideV w:val="single" w:sz="8" w:space="0" w:color="F79646" w:themeColor="accent6"/>
       </w:tblBorders>
+      <w:tblCellMar>
+        <w:top w:w="0" w:type="dxa"/>
+        <w:left w:w="108" w:type="dxa"/>
+        <w:bottom w:w="0" w:type="dxa"/>
+        <w:right w:w="108" w:type="dxa"/>
+      </w:tblCellMar>
     </w:tblPr>
     <w:tblStylePr w:type="firstRow">
       <w:pPr>
@@ -4690,6 +4516,7 @@
     <w:tblPr>
       <w:tblStyleRowBandSize w:val="1"/>
       <w:tblStyleColBandSize w:val="1"/>
+      <w:tblInd w:w="0" w:type="dxa"/>
       <w:tblBorders>
         <w:top w:val="single" w:sz="8" w:space="0" w:color="404040" w:themeColor="text1" w:themeTint="BF"/>
         <w:left w:val="single" w:sz="8" w:space="0" w:color="404040" w:themeColor="text1" w:themeTint="BF"/>
@@ -4697,6 +4524,12 @@
         <w:right w:val="single" w:sz="8" w:space="0" w:color="404040" w:themeColor="text1" w:themeTint="BF"/>
         <w:insideH w:val="single" w:sz="8" w:space="0" w:color="404040" w:themeColor="text1" w:themeTint="BF"/>
       </w:tblBorders>
+      <w:tblCellMar>
+        <w:top w:w="0" w:type="dxa"/>
+        <w:left w:w="108" w:type="dxa"/>
+        <w:bottom w:w="0" w:type="dxa"/>
+        <w:right w:w="108" w:type="dxa"/>
+      </w:tblCellMar>
     </w:tblPr>
     <w:tblStylePr w:type="firstRow">
       <w:pPr>
@@ -4789,6 +4622,7 @@
     <w:tblPr>
       <w:tblStyleRowBandSize w:val="1"/>
       <w:tblStyleColBandSize w:val="1"/>
+      <w:tblInd w:w="0" w:type="dxa"/>
       <w:tblBorders>
         <w:top w:val="single" w:sz="8" w:space="0" w:color="7BA0CD" w:themeColor="accent1" w:themeTint="BF"/>
         <w:left w:val="single" w:sz="8" w:space="0" w:color="7BA0CD" w:themeColor="accent1" w:themeTint="BF"/>
@@ -4796,6 +4630,12 @@
         <w:right w:val="single" w:sz="8" w:space="0" w:color="7BA0CD" w:themeColor="accent1" w:themeTint="BF"/>
         <w:insideH w:val="single" w:sz="8" w:space="0" w:color="7BA0CD" w:themeColor="accent1" w:themeTint="BF"/>
       </w:tblBorders>
+      <w:tblCellMar>
+        <w:top w:w="0" w:type="dxa"/>
+        <w:left w:w="108" w:type="dxa"/>
+        <w:bottom w:w="0" w:type="dxa"/>
+        <w:right w:w="108" w:type="dxa"/>
+      </w:tblCellMar>
     </w:tblPr>
     <w:tblStylePr w:type="firstRow">
       <w:pPr>
@@ -4888,6 +4728,7 @@
     <w:tblPr>
       <w:tblStyleRowBandSize w:val="1"/>
       <w:tblStyleColBandSize w:val="1"/>
+      <w:tblInd w:w="0" w:type="dxa"/>
       <w:tblBorders>
         <w:top w:val="single" w:sz="8" w:space="0" w:color="CF7B79" w:themeColor="accent2" w:themeTint="BF"/>
         <w:left w:val="single" w:sz="8" w:space="0" w:color="CF7B79" w:themeColor="accent2" w:themeTint="BF"/>
@@ -4895,6 +4736,12 @@
         <w:right w:val="single" w:sz="8" w:space="0" w:color="CF7B79" w:themeColor="accent2" w:themeTint="BF"/>
         <w:insideH w:val="single" w:sz="8" w:space="0" w:color="CF7B79" w:themeColor="accent2" w:themeTint="BF"/>
       </w:tblBorders>
+      <w:tblCellMar>
+        <w:top w:w="0" w:type="dxa"/>
+        <w:left w:w="108" w:type="dxa"/>
+        <w:bottom w:w="0" w:type="dxa"/>
+        <w:right w:w="108" w:type="dxa"/>
+      </w:tblCellMar>
     </w:tblPr>
     <w:tblStylePr w:type="firstRow">
       <w:pPr>
@@ -4987,6 +4834,7 @@
     <w:tblPr>
       <w:tblStyleRowBandSize w:val="1"/>
       <w:tblStyleColBandSize w:val="1"/>
+      <w:tblInd w:w="0" w:type="dxa"/>
       <w:tblBorders>
         <w:top w:val="single" w:sz="8" w:space="0" w:color="B3CC82" w:themeColor="accent3" w:themeTint="BF"/>
         <w:left w:val="single" w:sz="8" w:space="0" w:color="B3CC82" w:themeColor="accent3" w:themeTint="BF"/>
@@ -4994,6 +4842,12 @@
         <w:right w:val="single" w:sz="8" w:space="0" w:color="B3CC82" w:themeColor="accent3" w:themeTint="BF"/>
         <w:insideH w:val="single" w:sz="8" w:space="0" w:color="B3CC82" w:themeColor="accent3" w:themeTint="BF"/>
       </w:tblBorders>
+      <w:tblCellMar>
+        <w:top w:w="0" w:type="dxa"/>
+        <w:left w:w="108" w:type="dxa"/>
+        <w:bottom w:w="0" w:type="dxa"/>
+        <w:right w:w="108" w:type="dxa"/>
+      </w:tblCellMar>
     </w:tblPr>
     <w:tblStylePr w:type="firstRow">
       <w:pPr>
@@ -5086,6 +4940,7 @@
     <w:tblPr>
       <w:tblStyleRowBandSize w:val="1"/>
       <w:tblStyleColBandSize w:val="1"/>
+      <w:tblInd w:w="0" w:type="dxa"/>
       <w:tblBorders>
         <w:top w:val="single" w:sz="8" w:space="0" w:color="9F8AB9" w:themeColor="accent4" w:themeTint="BF"/>
         <w:left w:val="single" w:sz="8" w:space="0" w:color="9F8AB9" w:themeColor="accent4" w:themeTint="BF"/>
@@ -5093,6 +4948,12 @@
         <w:right w:val="single" w:sz="8" w:space="0" w:color="9F8AB9" w:themeColor="accent4" w:themeTint="BF"/>
         <w:insideH w:val="single" w:sz="8" w:space="0" w:color="9F8AB9" w:themeColor="accent4" w:themeTint="BF"/>
       </w:tblBorders>
+      <w:tblCellMar>
+        <w:top w:w="0" w:type="dxa"/>
+        <w:left w:w="108" w:type="dxa"/>
+        <w:bottom w:w="0" w:type="dxa"/>
+        <w:right w:w="108" w:type="dxa"/>
+      </w:tblCellMar>
     </w:tblPr>
     <w:tblStylePr w:type="firstRow">
       <w:pPr>
@@ -5185,6 +5046,7 @@
     <w:tblPr>
       <w:tblStyleRowBandSize w:val="1"/>
       <w:tblStyleColBandSize w:val="1"/>
+      <w:tblInd w:w="0" w:type="dxa"/>
       <w:tblBorders>
         <w:top w:val="single" w:sz="8" w:space="0" w:color="78C0D4" w:themeColor="accent5" w:themeTint="BF"/>
         <w:left w:val="single" w:sz="8" w:space="0" w:color="78C0D4" w:themeColor="accent5" w:themeTint="BF"/>
@@ -5192,6 +5054,12 @@
         <w:right w:val="single" w:sz="8" w:space="0" w:color="78C0D4" w:themeColor="accent5" w:themeTint="BF"/>
         <w:insideH w:val="single" w:sz="8" w:space="0" w:color="78C0D4" w:themeColor="accent5" w:themeTint="BF"/>
       </w:tblBorders>
+      <w:tblCellMar>
+        <w:top w:w="0" w:type="dxa"/>
+        <w:left w:w="108" w:type="dxa"/>
+        <w:bottom w:w="0" w:type="dxa"/>
+        <w:right w:w="108" w:type="dxa"/>
+      </w:tblCellMar>
     </w:tblPr>
     <w:tblStylePr w:type="firstRow">
       <w:pPr>
@@ -5284,6 +5152,7 @@
     <w:tblPr>
       <w:tblStyleRowBandSize w:val="1"/>
       <w:tblStyleColBandSize w:val="1"/>
+      <w:tblInd w:w="0" w:type="dxa"/>
       <w:tblBorders>
         <w:top w:val="single" w:sz="8" w:space="0" w:color="F9B074" w:themeColor="accent6" w:themeTint="BF"/>
         <w:left w:val="single" w:sz="8" w:space="0" w:color="F9B074" w:themeColor="accent6" w:themeTint="BF"/>
@@ -5291,6 +5160,12 @@
         <w:right w:val="single" w:sz="8" w:space="0" w:color="F9B074" w:themeColor="accent6" w:themeTint="BF"/>
         <w:insideH w:val="single" w:sz="8" w:space="0" w:color="F9B074" w:themeColor="accent6" w:themeTint="BF"/>
       </w:tblBorders>
+      <w:tblCellMar>
+        <w:top w:w="0" w:type="dxa"/>
+        <w:left w:w="108" w:type="dxa"/>
+        <w:bottom w:w="0" w:type="dxa"/>
+        <w:right w:w="108" w:type="dxa"/>
+      </w:tblCellMar>
     </w:tblPr>
     <w:tblStylePr w:type="firstRow">
       <w:pPr>
@@ -5383,10 +5258,17 @@
     <w:tblPr>
       <w:tblStyleRowBandSize w:val="1"/>
       <w:tblStyleColBandSize w:val="1"/>
+      <w:tblInd w:w="0" w:type="dxa"/>
       <w:tblBorders>
         <w:top w:val="single" w:sz="18" w:space="0" w:color="auto"/>
         <w:bottom w:val="single" w:sz="18" w:space="0" w:color="auto"/>
       </w:tblBorders>
+      <w:tblCellMar>
+        <w:top w:w="0" w:type="dxa"/>
+        <w:left w:w="108" w:type="dxa"/>
+        <w:bottom w:w="0" w:type="dxa"/>
+        <w:right w:w="108" w:type="dxa"/>
+      </w:tblCellMar>
     </w:tblPr>
     <w:tblStylePr w:type="firstRow">
       <w:pPr>
@@ -5525,10 +5407,17 @@
     <w:tblPr>
       <w:tblStyleRowBandSize w:val="1"/>
       <w:tblStyleColBandSize w:val="1"/>
+      <w:tblInd w:w="0" w:type="dxa"/>
       <w:tblBorders>
         <w:top w:val="single" w:sz="18" w:space="0" w:color="auto"/>
         <w:bottom w:val="single" w:sz="18" w:space="0" w:color="auto"/>
       </w:tblBorders>
+      <w:tblCellMar>
+        <w:top w:w="0" w:type="dxa"/>
+        <w:left w:w="108" w:type="dxa"/>
+        <w:bottom w:w="0" w:type="dxa"/>
+        <w:right w:w="108" w:type="dxa"/>
+      </w:tblCellMar>
     </w:tblPr>
     <w:tblStylePr w:type="firstRow">
       <w:pPr>
@@ -5667,10 +5556,17 @@
     <w:tblPr>
       <w:tblStyleRowBandSize w:val="1"/>
       <w:tblStyleColBandSize w:val="1"/>
+      <w:tblInd w:w="0" w:type="dxa"/>
       <w:tblBorders>
         <w:top w:val="single" w:sz="18" w:space="0" w:color="auto"/>
         <w:bottom w:val="single" w:sz="18" w:space="0" w:color="auto"/>
       </w:tblBorders>
+      <w:tblCellMar>
+        <w:top w:w="0" w:type="dxa"/>
+        <w:left w:w="108" w:type="dxa"/>
+        <w:bottom w:w="0" w:type="dxa"/>
+        <w:right w:w="108" w:type="dxa"/>
+      </w:tblCellMar>
     </w:tblPr>
     <w:tblStylePr w:type="firstRow">
       <w:pPr>
@@ -5809,10 +5705,17 @@
     <w:tblPr>
       <w:tblStyleRowBandSize w:val="1"/>
       <w:tblStyleColBandSize w:val="1"/>
+      <w:tblInd w:w="0" w:type="dxa"/>
       <w:tblBorders>
         <w:top w:val="single" w:sz="18" w:space="0" w:color="auto"/>
         <w:bottom w:val="single" w:sz="18" w:space="0" w:color="auto"/>
       </w:tblBorders>
+      <w:tblCellMar>
+        <w:top w:w="0" w:type="dxa"/>
+        <w:left w:w="108" w:type="dxa"/>
+        <w:bottom w:w="0" w:type="dxa"/>
+        <w:right w:w="108" w:type="dxa"/>
+      </w:tblCellMar>
     </w:tblPr>
     <w:tblStylePr w:type="firstRow">
       <w:pPr>
@@ -5951,10 +5854,17 @@
     <w:tblPr>
       <w:tblStyleRowBandSize w:val="1"/>
       <w:tblStyleColBandSize w:val="1"/>
+      <w:tblInd w:w="0" w:type="dxa"/>
       <w:tblBorders>
         <w:top w:val="single" w:sz="18" w:space="0" w:color="auto"/>
         <w:bottom w:val="single" w:sz="18" w:space="0" w:color="auto"/>
       </w:tblBorders>
+      <w:tblCellMar>
+        <w:top w:w="0" w:type="dxa"/>
+        <w:left w:w="108" w:type="dxa"/>
+        <w:bottom w:w="0" w:type="dxa"/>
+        <w:right w:w="108" w:type="dxa"/>
+      </w:tblCellMar>
     </w:tblPr>
     <w:tblStylePr w:type="firstRow">
       <w:pPr>
@@ -6093,10 +6003,17 @@
     <w:tblPr>
       <w:tblStyleRowBandSize w:val="1"/>
       <w:tblStyleColBandSize w:val="1"/>
+      <w:tblInd w:w="0" w:type="dxa"/>
       <w:tblBorders>
         <w:top w:val="single" w:sz="18" w:space="0" w:color="auto"/>
         <w:bottom w:val="single" w:sz="18" w:space="0" w:color="auto"/>
       </w:tblBorders>
+      <w:tblCellMar>
+        <w:top w:w="0" w:type="dxa"/>
+        <w:left w:w="108" w:type="dxa"/>
+        <w:bottom w:w="0" w:type="dxa"/>
+        <w:right w:w="108" w:type="dxa"/>
+      </w:tblCellMar>
     </w:tblPr>
     <w:tblStylePr w:type="firstRow">
       <w:pPr>
@@ -6235,10 +6152,17 @@
     <w:tblPr>
       <w:tblStyleRowBandSize w:val="1"/>
       <w:tblStyleColBandSize w:val="1"/>
+      <w:tblInd w:w="0" w:type="dxa"/>
       <w:tblBorders>
         <w:top w:val="single" w:sz="18" w:space="0" w:color="auto"/>
         <w:bottom w:val="single" w:sz="18" w:space="0" w:color="auto"/>
       </w:tblBorders>
+      <w:tblCellMar>
+        <w:top w:w="0" w:type="dxa"/>
+        <w:left w:w="108" w:type="dxa"/>
+        <w:bottom w:w="0" w:type="dxa"/>
+        <w:right w:w="108" w:type="dxa"/>
+      </w:tblCellMar>
     </w:tblPr>
     <w:tblStylePr w:type="firstRow">
       <w:pPr>
@@ -6380,10 +6304,17 @@
     <w:tblPr>
       <w:tblStyleRowBandSize w:val="1"/>
       <w:tblStyleColBandSize w:val="1"/>
+      <w:tblInd w:w="0" w:type="dxa"/>
       <w:tblBorders>
         <w:top w:val="single" w:sz="8" w:space="0" w:color="000000" w:themeColor="text1"/>
         <w:bottom w:val="single" w:sz="8" w:space="0" w:color="000000" w:themeColor="text1"/>
       </w:tblBorders>
+      <w:tblCellMar>
+        <w:top w:w="0" w:type="dxa"/>
+        <w:left w:w="108" w:type="dxa"/>
+        <w:bottom w:w="0" w:type="dxa"/>
+        <w:right w:w="108" w:type="dxa"/>
+      </w:tblCellMar>
     </w:tblPr>
     <w:tblStylePr w:type="firstRow">
       <w:rPr>
@@ -6457,10 +6388,17 @@
     <w:tblPr>
       <w:tblStyleRowBandSize w:val="1"/>
       <w:tblStyleColBandSize w:val="1"/>
+      <w:tblInd w:w="0" w:type="dxa"/>
       <w:tblBorders>
         <w:top w:val="single" w:sz="8" w:space="0" w:color="4F81BD" w:themeColor="accent1"/>
         <w:bottom w:val="single" w:sz="8" w:space="0" w:color="4F81BD" w:themeColor="accent1"/>
       </w:tblBorders>
+      <w:tblCellMar>
+        <w:top w:w="0" w:type="dxa"/>
+        <w:left w:w="108" w:type="dxa"/>
+        <w:bottom w:w="0" w:type="dxa"/>
+        <w:right w:w="108" w:type="dxa"/>
+      </w:tblCellMar>
     </w:tblPr>
     <w:tblStylePr w:type="firstRow">
       <w:rPr>
@@ -6534,10 +6472,17 @@
     <w:tblPr>
       <w:tblStyleRowBandSize w:val="1"/>
       <w:tblStyleColBandSize w:val="1"/>
+      <w:tblInd w:w="0" w:type="dxa"/>
       <w:tblBorders>
         <w:top w:val="single" w:sz="8" w:space="0" w:color="C0504D" w:themeColor="accent2"/>
         <w:bottom w:val="single" w:sz="8" w:space="0" w:color="C0504D" w:themeColor="accent2"/>
       </w:tblBorders>
+      <w:tblCellMar>
+        <w:top w:w="0" w:type="dxa"/>
+        <w:left w:w="108" w:type="dxa"/>
+        <w:bottom w:w="0" w:type="dxa"/>
+        <w:right w:w="108" w:type="dxa"/>
+      </w:tblCellMar>
     </w:tblPr>
     <w:tblStylePr w:type="firstRow">
       <w:rPr>
@@ -6611,10 +6556,17 @@
     <w:tblPr>
       <w:tblStyleRowBandSize w:val="1"/>
       <w:tblStyleColBandSize w:val="1"/>
+      <w:tblInd w:w="0" w:type="dxa"/>
       <w:tblBorders>
         <w:top w:val="single" w:sz="8" w:space="0" w:color="9BBB59" w:themeColor="accent3"/>
         <w:bottom w:val="single" w:sz="8" w:space="0" w:color="9BBB59" w:themeColor="accent3"/>
       </w:tblBorders>
+      <w:tblCellMar>
+        <w:top w:w="0" w:type="dxa"/>
+        <w:left w:w="108" w:type="dxa"/>
+        <w:bottom w:w="0" w:type="dxa"/>
+        <w:right w:w="108" w:type="dxa"/>
+      </w:tblCellMar>
     </w:tblPr>
     <w:tblStylePr w:type="firstRow">
       <w:rPr>
@@ -6688,10 +6640,17 @@
     <w:tblPr>
       <w:tblStyleRowBandSize w:val="1"/>
       <w:tblStyleColBandSize w:val="1"/>
+      <w:tblInd w:w="0" w:type="dxa"/>
       <w:tblBorders>
         <w:top w:val="single" w:sz="8" w:space="0" w:color="8064A2" w:themeColor="accent4"/>
         <w:bottom w:val="single" w:sz="8" w:space="0" w:color="8064A2" w:themeColor="accent4"/>
       </w:tblBorders>
+      <w:tblCellMar>
+        <w:top w:w="0" w:type="dxa"/>
+        <w:left w:w="108" w:type="dxa"/>
+        <w:bottom w:w="0" w:type="dxa"/>
+        <w:right w:w="108" w:type="dxa"/>
+      </w:tblCellMar>
     </w:tblPr>
     <w:tblStylePr w:type="firstRow">
       <w:rPr>
@@ -6765,10 +6724,17 @@
     <w:tblPr>
       <w:tblStyleRowBandSize w:val="1"/>
       <w:tblStyleColBandSize w:val="1"/>
+      <w:tblInd w:w="0" w:type="dxa"/>
       <w:tblBorders>
         <w:top w:val="single" w:sz="8" w:space="0" w:color="4BACC6" w:themeColor="accent5"/>
         <w:bottom w:val="single" w:sz="8" w:space="0" w:color="4BACC6" w:themeColor="accent5"/>
       </w:tblBorders>
+      <w:tblCellMar>
+        <w:top w:w="0" w:type="dxa"/>
+        <w:left w:w="108" w:type="dxa"/>
+        <w:bottom w:w="0" w:type="dxa"/>
+        <w:right w:w="108" w:type="dxa"/>
+      </w:tblCellMar>
     </w:tblPr>
     <w:tblStylePr w:type="firstRow">
       <w:rPr>
@@ -6842,10 +6808,17 @@
     <w:tblPr>
       <w:tblStyleRowBandSize w:val="1"/>
       <w:tblStyleColBandSize w:val="1"/>
+      <w:tblInd w:w="0" w:type="dxa"/>
       <w:tblBorders>
         <w:top w:val="single" w:sz="8" w:space="0" w:color="F79646" w:themeColor="accent6"/>
         <w:bottom w:val="single" w:sz="8" w:space="0" w:color="F79646" w:themeColor="accent6"/>
       </w:tblBorders>
+      <w:tblCellMar>
+        <w:top w:w="0" w:type="dxa"/>
+        <w:left w:w="108" w:type="dxa"/>
+        <w:bottom w:w="0" w:type="dxa"/>
+        <w:right w:w="108" w:type="dxa"/>
+      </w:tblCellMar>
     </w:tblPr>
     <w:tblStylePr w:type="firstRow">
       <w:rPr>
@@ -6920,12 +6893,19 @@
     <w:tblPr>
       <w:tblStyleRowBandSize w:val="1"/>
       <w:tblStyleColBandSize w:val="1"/>
+      <w:tblInd w:w="0" w:type="dxa"/>
       <w:tblBorders>
         <w:top w:val="single" w:sz="8" w:space="0" w:color="000000" w:themeColor="text1"/>
         <w:left w:val="single" w:sz="8" w:space="0" w:color="000000" w:themeColor="text1"/>
         <w:bottom w:val="single" w:sz="8" w:space="0" w:color="000000" w:themeColor="text1"/>
         <w:right w:val="single" w:sz="8" w:space="0" w:color="000000" w:themeColor="text1"/>
       </w:tblBorders>
+      <w:tblCellMar>
+        <w:top w:w="0" w:type="dxa"/>
+        <w:left w:w="108" w:type="dxa"/>
+        <w:bottom w:w="0" w:type="dxa"/>
+        <w:right w:w="108" w:type="dxa"/>
+      </w:tblCellMar>
     </w:tblPr>
     <w:tblStylePr w:type="firstRow">
       <w:rPr>
@@ -7041,12 +7021,19 @@
     <w:tblPr>
       <w:tblStyleRowBandSize w:val="1"/>
       <w:tblStyleColBandSize w:val="1"/>
+      <w:tblInd w:w="0" w:type="dxa"/>
       <w:tblBorders>
         <w:top w:val="single" w:sz="8" w:space="0" w:color="4F81BD" w:themeColor="accent1"/>
         <w:left w:val="single" w:sz="8" w:space="0" w:color="4F81BD" w:themeColor="accent1"/>
         <w:bottom w:val="single" w:sz="8" w:space="0" w:color="4F81BD" w:themeColor="accent1"/>
         <w:right w:val="single" w:sz="8" w:space="0" w:color="4F81BD" w:themeColor="accent1"/>
       </w:tblBorders>
+      <w:tblCellMar>
+        <w:top w:w="0" w:type="dxa"/>
+        <w:left w:w="108" w:type="dxa"/>
+        <w:bottom w:w="0" w:type="dxa"/>
+        <w:right w:w="108" w:type="dxa"/>
+      </w:tblCellMar>
     </w:tblPr>
     <w:tblStylePr w:type="firstRow">
       <w:rPr>
@@ -7162,12 +7149,19 @@
     <w:tblPr>
       <w:tblStyleRowBandSize w:val="1"/>
       <w:tblStyleColBandSize w:val="1"/>
+      <w:tblInd w:w="0" w:type="dxa"/>
       <w:tblBorders>
         <w:top w:val="single" w:sz="8" w:space="0" w:color="C0504D" w:themeColor="accent2"/>
         <w:left w:val="single" w:sz="8" w:space="0" w:color="C0504D" w:themeColor="accent2"/>
         <w:bottom w:val="single" w:sz="8" w:space="0" w:color="C0504D" w:themeColor="accent2"/>
         <w:right w:val="single" w:sz="8" w:space="0" w:color="C0504D" w:themeColor="accent2"/>
       </w:tblBorders>
+      <w:tblCellMar>
+        <w:top w:w="0" w:type="dxa"/>
+        <w:left w:w="108" w:type="dxa"/>
+        <w:bottom w:w="0" w:type="dxa"/>
+        <w:right w:w="108" w:type="dxa"/>
+      </w:tblCellMar>
     </w:tblPr>
     <w:tblStylePr w:type="firstRow">
       <w:rPr>
@@ -7283,12 +7277,19 @@
     <w:tblPr>
       <w:tblStyleRowBandSize w:val="1"/>
       <w:tblStyleColBandSize w:val="1"/>
+      <w:tblInd w:w="0" w:type="dxa"/>
       <w:tblBorders>
         <w:top w:val="single" w:sz="8" w:space="0" w:color="9BBB59" w:themeColor="accent3"/>
         <w:left w:val="single" w:sz="8" w:space="0" w:color="9BBB59" w:themeColor="accent3"/>
         <w:bottom w:val="single" w:sz="8" w:space="0" w:color="9BBB59" w:themeColor="accent3"/>
         <w:right w:val="single" w:sz="8" w:space="0" w:color="9BBB59" w:themeColor="accent3"/>
       </w:tblBorders>
+      <w:tblCellMar>
+        <w:top w:w="0" w:type="dxa"/>
+        <w:left w:w="108" w:type="dxa"/>
+        <w:bottom w:w="0" w:type="dxa"/>
+        <w:right w:w="108" w:type="dxa"/>
+      </w:tblCellMar>
     </w:tblPr>
     <w:tblStylePr w:type="firstRow">
       <w:rPr>
@@ -7404,12 +7405,19 @@
     <w:tblPr>
       <w:tblStyleRowBandSize w:val="1"/>
       <w:tblStyleColBandSize w:val="1"/>
+      <w:tblInd w:w="0" w:type="dxa"/>
       <w:tblBorders>
         <w:top w:val="single" w:sz="8" w:space="0" w:color="8064A2" w:themeColor="accent4"/>
         <w:left w:val="single" w:sz="8" w:space="0" w:color="8064A2" w:themeColor="accent4"/>
         <w:bottom w:val="single" w:sz="8" w:space="0" w:color="8064A2" w:themeColor="accent4"/>
         <w:right w:val="single" w:sz="8" w:space="0" w:color="8064A2" w:themeColor="accent4"/>
       </w:tblBorders>
+      <w:tblCellMar>
+        <w:top w:w="0" w:type="dxa"/>
+        <w:left w:w="108" w:type="dxa"/>
+        <w:bottom w:w="0" w:type="dxa"/>
+        <w:right w:w="108" w:type="dxa"/>
+      </w:tblCellMar>
     </w:tblPr>
     <w:tblStylePr w:type="firstRow">
       <w:rPr>
@@ -7525,12 +7533,19 @@
     <w:tblPr>
       <w:tblStyleRowBandSize w:val="1"/>
       <w:tblStyleColBandSize w:val="1"/>
+      <w:tblInd w:w="0" w:type="dxa"/>
       <w:tblBorders>
         <w:top w:val="single" w:sz="8" w:space="0" w:color="4BACC6" w:themeColor="accent5"/>
         <w:left w:val="single" w:sz="8" w:space="0" w:color="4BACC6" w:themeColor="accent5"/>
         <w:bottom w:val="single" w:sz="8" w:space="0" w:color="4BACC6" w:themeColor="accent5"/>
         <w:right w:val="single" w:sz="8" w:space="0" w:color="4BACC6" w:themeColor="accent5"/>
       </w:tblBorders>
+      <w:tblCellMar>
+        <w:top w:w="0" w:type="dxa"/>
+        <w:left w:w="108" w:type="dxa"/>
+        <w:bottom w:w="0" w:type="dxa"/>
+        <w:right w:w="108" w:type="dxa"/>
+      </w:tblCellMar>
     </w:tblPr>
     <w:tblStylePr w:type="firstRow">
       <w:rPr>
@@ -7646,12 +7661,19 @@
     <w:tblPr>
       <w:tblStyleRowBandSize w:val="1"/>
       <w:tblStyleColBandSize w:val="1"/>
+      <w:tblInd w:w="0" w:type="dxa"/>
       <w:tblBorders>
         <w:top w:val="single" w:sz="8" w:space="0" w:color="F79646" w:themeColor="accent6"/>
         <w:left w:val="single" w:sz="8" w:space="0" w:color="F79646" w:themeColor="accent6"/>
         <w:bottom w:val="single" w:sz="8" w:space="0" w:color="F79646" w:themeColor="accent6"/>
         <w:right w:val="single" w:sz="8" w:space="0" w:color="F79646" w:themeColor="accent6"/>
       </w:tblBorders>
+      <w:tblCellMar>
+        <w:top w:w="0" w:type="dxa"/>
+        <w:left w:w="108" w:type="dxa"/>
+        <w:bottom w:w="0" w:type="dxa"/>
+        <w:right w:w="108" w:type="dxa"/>
+      </w:tblCellMar>
     </w:tblPr>
     <w:tblStylePr w:type="firstRow">
       <w:rPr>
@@ -7763,6 +7785,7 @@
     <w:tblPr>
       <w:tblStyleRowBandSize w:val="1"/>
       <w:tblStyleColBandSize w:val="1"/>
+      <w:tblInd w:w="0" w:type="dxa"/>
       <w:tblBorders>
         <w:top w:val="single" w:sz="8" w:space="0" w:color="404040" w:themeColor="text1" w:themeTint="BF"/>
         <w:left w:val="single" w:sz="8" w:space="0" w:color="404040" w:themeColor="text1" w:themeTint="BF"/>
@@ -7771,6 +7794,12 @@
         <w:insideH w:val="single" w:sz="8" w:space="0" w:color="404040" w:themeColor="text1" w:themeTint="BF"/>
         <w:insideV w:val="single" w:sz="8" w:space="0" w:color="404040" w:themeColor="text1" w:themeTint="BF"/>
       </w:tblBorders>
+      <w:tblCellMar>
+        <w:top w:w="0" w:type="dxa"/>
+        <w:left w:w="108" w:type="dxa"/>
+        <w:bottom w:w="0" w:type="dxa"/>
+        <w:right w:w="108" w:type="dxa"/>
+      </w:tblCellMar>
     </w:tblPr>
     <w:tcPr>
       <w:shd w:val="clear" w:color="auto" w:fill="C0C0C0" w:themeFill="text1" w:themeFillTint="3F"/>
@@ -7829,6 +7858,7 @@
     <w:tblPr>
       <w:tblStyleRowBandSize w:val="1"/>
       <w:tblStyleColBandSize w:val="1"/>
+      <w:tblInd w:w="0" w:type="dxa"/>
       <w:tblBorders>
         <w:top w:val="single" w:sz="8" w:space="0" w:color="7BA0CD" w:themeColor="accent1" w:themeTint="BF"/>
         <w:left w:val="single" w:sz="8" w:space="0" w:color="7BA0CD" w:themeColor="accent1" w:themeTint="BF"/>
@@ -7837,6 +7867,12 @@
         <w:insideH w:val="single" w:sz="8" w:space="0" w:color="7BA0CD" w:themeColor="accent1" w:themeTint="BF"/>
         <w:insideV w:val="single" w:sz="8" w:space="0" w:color="7BA0CD" w:themeColor="accent1" w:themeTint="BF"/>
       </w:tblBorders>
+      <w:tblCellMar>
+        <w:top w:w="0" w:type="dxa"/>
+        <w:left w:w="108" w:type="dxa"/>
+        <w:bottom w:w="0" w:type="dxa"/>
+        <w:right w:w="108" w:type="dxa"/>
+      </w:tblCellMar>
     </w:tblPr>
     <w:tcPr>
       <w:shd w:val="clear" w:color="auto" w:fill="D3DFEE" w:themeFill="accent1" w:themeFillTint="3F"/>
@@ -7895,6 +7931,7 @@
     <w:tblPr>
       <w:tblStyleRowBandSize w:val="1"/>
       <w:tblStyleColBandSize w:val="1"/>
+      <w:tblInd w:w="0" w:type="dxa"/>
       <w:tblBorders>
         <w:top w:val="single" w:sz="8" w:space="0" w:color="CF7B79" w:themeColor="accent2" w:themeTint="BF"/>
         <w:left w:val="single" w:sz="8" w:space="0" w:color="CF7B79" w:themeColor="accent2" w:themeTint="BF"/>
@@ -7903,6 +7940,12 @@
         <w:insideH w:val="single" w:sz="8" w:space="0" w:color="CF7B79" w:themeColor="accent2" w:themeTint="BF"/>
         <w:insideV w:val="single" w:sz="8" w:space="0" w:color="CF7B79" w:themeColor="accent2" w:themeTint="BF"/>
       </w:tblBorders>
+      <w:tblCellMar>
+        <w:top w:w="0" w:type="dxa"/>
+        <w:left w:w="108" w:type="dxa"/>
+        <w:bottom w:w="0" w:type="dxa"/>
+        <w:right w:w="108" w:type="dxa"/>
+      </w:tblCellMar>
     </w:tblPr>
     <w:tcPr>
       <w:shd w:val="clear" w:color="auto" w:fill="EFD3D2" w:themeFill="accent2" w:themeFillTint="3F"/>
@@ -7961,6 +8004,7 @@
     <w:tblPr>
       <w:tblStyleRowBandSize w:val="1"/>
       <w:tblStyleColBandSize w:val="1"/>
+      <w:tblInd w:w="0" w:type="dxa"/>
       <w:tblBorders>
         <w:top w:val="single" w:sz="8" w:space="0" w:color="B3CC82" w:themeColor="accent3" w:themeTint="BF"/>
         <w:left w:val="single" w:sz="8" w:space="0" w:color="B3CC82" w:themeColor="accent3" w:themeTint="BF"/>
@@ -7969,6 +8013,12 @@
         <w:insideH w:val="single" w:sz="8" w:space="0" w:color="B3CC82" w:themeColor="accent3" w:themeTint="BF"/>
         <w:insideV w:val="single" w:sz="8" w:space="0" w:color="B3CC82" w:themeColor="accent3" w:themeTint="BF"/>
       </w:tblBorders>
+      <w:tblCellMar>
+        <w:top w:w="0" w:type="dxa"/>
+        <w:left w:w="108" w:type="dxa"/>
+        <w:bottom w:w="0" w:type="dxa"/>
+        <w:right w:w="108" w:type="dxa"/>
+      </w:tblCellMar>
     </w:tblPr>
     <w:tcPr>
       <w:shd w:val="clear" w:color="auto" w:fill="E6EED5" w:themeFill="accent3" w:themeFillTint="3F"/>
@@ -8027,6 +8077,7 @@
     <w:tblPr>
       <w:tblStyleRowBandSize w:val="1"/>
       <w:tblStyleColBandSize w:val="1"/>
+      <w:tblInd w:w="0" w:type="dxa"/>
       <w:tblBorders>
         <w:top w:val="single" w:sz="8" w:space="0" w:color="9F8AB9" w:themeColor="accent4" w:themeTint="BF"/>
         <w:left w:val="single" w:sz="8" w:space="0" w:color="9F8AB9" w:themeColor="accent4" w:themeTint="BF"/>
@@ -8035,6 +8086,12 @@
         <w:insideH w:val="single" w:sz="8" w:space="0" w:color="9F8AB9" w:themeColor="accent4" w:themeTint="BF"/>
         <w:insideV w:val="single" w:sz="8" w:space="0" w:color="9F8AB9" w:themeColor="accent4" w:themeTint="BF"/>
       </w:tblBorders>
+      <w:tblCellMar>
+        <w:top w:w="0" w:type="dxa"/>
+        <w:left w:w="108" w:type="dxa"/>
+        <w:bottom w:w="0" w:type="dxa"/>
+        <w:right w:w="108" w:type="dxa"/>
+      </w:tblCellMar>
     </w:tblPr>
     <w:tcPr>
       <w:shd w:val="clear" w:color="auto" w:fill="DFD8E8" w:themeFill="accent4" w:themeFillTint="3F"/>
@@ -8093,6 +8150,7 @@
     <w:tblPr>
       <w:tblStyleRowBandSize w:val="1"/>
       <w:tblStyleColBandSize w:val="1"/>
+      <w:tblInd w:w="0" w:type="dxa"/>
       <w:tblBorders>
         <w:top w:val="single" w:sz="8" w:space="0" w:color="78C0D4" w:themeColor="accent5" w:themeTint="BF"/>
         <w:left w:val="single" w:sz="8" w:space="0" w:color="78C0D4" w:themeColor="accent5" w:themeTint="BF"/>
@@ -8101,6 +8159,12 @@
         <w:insideH w:val="single" w:sz="8" w:space="0" w:color="78C0D4" w:themeColor="accent5" w:themeTint="BF"/>
         <w:insideV w:val="single" w:sz="8" w:space="0" w:color="78C0D4" w:themeColor="accent5" w:themeTint="BF"/>
       </w:tblBorders>
+      <w:tblCellMar>
+        <w:top w:w="0" w:type="dxa"/>
+        <w:left w:w="108" w:type="dxa"/>
+        <w:bottom w:w="0" w:type="dxa"/>
+        <w:right w:w="108" w:type="dxa"/>
+      </w:tblCellMar>
     </w:tblPr>
     <w:tcPr>
       <w:shd w:val="clear" w:color="auto" w:fill="D2EAF1" w:themeFill="accent5" w:themeFillTint="3F"/>
@@ -8159,6 +8223,7 @@
     <w:tblPr>
       <w:tblStyleRowBandSize w:val="1"/>
       <w:tblStyleColBandSize w:val="1"/>
+      <w:tblInd w:w="0" w:type="dxa"/>
       <w:tblBorders>
         <w:top w:val="single" w:sz="8" w:space="0" w:color="F9B074" w:themeColor="accent6" w:themeTint="BF"/>
         <w:left w:val="single" w:sz="8" w:space="0" w:color="F9B074" w:themeColor="accent6" w:themeTint="BF"/>
@@ -8167,6 +8232,12 @@
         <w:insideH w:val="single" w:sz="8" w:space="0" w:color="F9B074" w:themeColor="accent6" w:themeTint="BF"/>
         <w:insideV w:val="single" w:sz="8" w:space="0" w:color="F9B074" w:themeColor="accent6" w:themeTint="BF"/>
       </w:tblBorders>
+      <w:tblCellMar>
+        <w:top w:w="0" w:type="dxa"/>
+        <w:left w:w="108" w:type="dxa"/>
+        <w:bottom w:w="0" w:type="dxa"/>
+        <w:right w:w="108" w:type="dxa"/>
+      </w:tblCellMar>
     </w:tblPr>
     <w:tcPr>
       <w:shd w:val="clear" w:color="auto" w:fill="FDE4D0" w:themeFill="accent6" w:themeFillTint="3F"/>
@@ -8229,6 +8300,7 @@
     <w:tblPr>
       <w:tblStyleRowBandSize w:val="1"/>
       <w:tblStyleColBandSize w:val="1"/>
+      <w:tblInd w:w="0" w:type="dxa"/>
       <w:tblBorders>
         <w:top w:val="single" w:sz="8" w:space="0" w:color="000000" w:themeColor="text1"/>
         <w:left w:val="single" w:sz="8" w:space="0" w:color="000000" w:themeColor="text1"/>
@@ -8237,6 +8309,12 @@
         <w:insideH w:val="single" w:sz="8" w:space="0" w:color="000000" w:themeColor="text1"/>
         <w:insideV w:val="single" w:sz="8" w:space="0" w:color="000000" w:themeColor="text1"/>
       </w:tblBorders>
+      <w:tblCellMar>
+        <w:top w:w="0" w:type="dxa"/>
+        <w:left w:w="108" w:type="dxa"/>
+        <w:bottom w:w="0" w:type="dxa"/>
+        <w:right w:w="108" w:type="dxa"/>
+      </w:tblCellMar>
     </w:tblPr>
     <w:tcPr>
       <w:shd w:val="clear" w:color="auto" w:fill="C0C0C0" w:themeFill="text1" w:themeFillTint="3F"/>
@@ -8347,6 +8425,7 @@
     <w:tblPr>
       <w:tblStyleRowBandSize w:val="1"/>
       <w:tblStyleColBandSize w:val="1"/>
+      <w:tblInd w:w="0" w:type="dxa"/>
       <w:tblBorders>
         <w:top w:val="single" w:sz="8" w:space="0" w:color="4F81BD" w:themeColor="accent1"/>
         <w:left w:val="single" w:sz="8" w:space="0" w:color="4F81BD" w:themeColor="accent1"/>
@@ -8355,6 +8434,12 @@
         <w:insideH w:val="single" w:sz="8" w:space="0" w:color="4F81BD" w:themeColor="accent1"/>
         <w:insideV w:val="single" w:sz="8" w:space="0" w:color="4F81BD" w:themeColor="accent1"/>
       </w:tblBorders>
+      <w:tblCellMar>
+        <w:top w:w="0" w:type="dxa"/>
+        <w:left w:w="108" w:type="dxa"/>
+        <w:bottom w:w="0" w:type="dxa"/>
+        <w:right w:w="108" w:type="dxa"/>
+      </w:tblCellMar>
     </w:tblPr>
     <w:tcPr>
       <w:shd w:val="clear" w:color="auto" w:fill="D3DFEE" w:themeFill="accent1" w:themeFillTint="3F"/>
@@ -8465,6 +8550,7 @@
     <w:tblPr>
       <w:tblStyleRowBandSize w:val="1"/>
       <w:tblStyleColBandSize w:val="1"/>
+      <w:tblInd w:w="0" w:type="dxa"/>
       <w:tblBorders>
         <w:top w:val="single" w:sz="8" w:space="0" w:color="C0504D" w:themeColor="accent2"/>
         <w:left w:val="single" w:sz="8" w:space="0" w:color="C0504D" w:themeColor="accent2"/>
@@ -8473,6 +8559,12 @@
         <w:insideH w:val="single" w:sz="8" w:space="0" w:color="C0504D" w:themeColor="accent2"/>
         <w:insideV w:val="single" w:sz="8" w:space="0" w:color="C0504D" w:themeColor="accent2"/>
       </w:tblBorders>
+      <w:tblCellMar>
+        <w:top w:w="0" w:type="dxa"/>
+        <w:left w:w="108" w:type="dxa"/>
+        <w:bottom w:w="0" w:type="dxa"/>
+        <w:right w:w="108" w:type="dxa"/>
+      </w:tblCellMar>
     </w:tblPr>
     <w:tcPr>
       <w:shd w:val="clear" w:color="auto" w:fill="EFD3D2" w:themeFill="accent2" w:themeFillTint="3F"/>
@@ -8583,6 +8675,7 @@
     <w:tblPr>
       <w:tblStyleRowBandSize w:val="1"/>
       <w:tblStyleColBandSize w:val="1"/>
+      <w:tblInd w:w="0" w:type="dxa"/>
       <w:tblBorders>
         <w:top w:val="single" w:sz="8" w:space="0" w:color="9BBB59" w:themeColor="accent3"/>
         <w:left w:val="single" w:sz="8" w:space="0" w:color="9BBB59" w:themeColor="accent3"/>
@@ -8591,6 +8684,12 @@
         <w:insideH w:val="single" w:sz="8" w:space="0" w:color="9BBB59" w:themeColor="accent3"/>
         <w:insideV w:val="single" w:sz="8" w:space="0" w:color="9BBB59" w:themeColor="accent3"/>
       </w:tblBorders>
+      <w:tblCellMar>
+        <w:top w:w="0" w:type="dxa"/>
+        <w:left w:w="108" w:type="dxa"/>
+        <w:bottom w:w="0" w:type="dxa"/>
+        <w:right w:w="108" w:type="dxa"/>
+      </w:tblCellMar>
     </w:tblPr>
     <w:tcPr>
       <w:shd w:val="clear" w:color="auto" w:fill="E6EED5" w:themeFill="accent3" w:themeFillTint="3F"/>
@@ -8701,6 +8800,7 @@
     <w:tblPr>
       <w:tblStyleRowBandSize w:val="1"/>
       <w:tblStyleColBandSize w:val="1"/>
+      <w:tblInd w:w="0" w:type="dxa"/>
       <w:tblBorders>
         <w:top w:val="single" w:sz="8" w:space="0" w:color="8064A2" w:themeColor="accent4"/>
         <w:left w:val="single" w:sz="8" w:space="0" w:color="8064A2" w:themeColor="accent4"/>
@@ -8709,6 +8809,12 @@
         <w:insideH w:val="single" w:sz="8" w:space="0" w:color="8064A2" w:themeColor="accent4"/>
         <w:insideV w:val="single" w:sz="8" w:space="0" w:color="8064A2" w:themeColor="accent4"/>
       </w:tblBorders>
+      <w:tblCellMar>
+        <w:top w:w="0" w:type="dxa"/>
+        <w:left w:w="108" w:type="dxa"/>
+        <w:bottom w:w="0" w:type="dxa"/>
+        <w:right w:w="108" w:type="dxa"/>
+      </w:tblCellMar>
     </w:tblPr>
     <w:tcPr>
       <w:shd w:val="clear" w:color="auto" w:fill="DFD8E8" w:themeFill="accent4" w:themeFillTint="3F"/>
@@ -8819,6 +8925,7 @@
     <w:tblPr>
       <w:tblStyleRowBandSize w:val="1"/>
       <w:tblStyleColBandSize w:val="1"/>
+      <w:tblInd w:w="0" w:type="dxa"/>
       <w:tblBorders>
         <w:top w:val="single" w:sz="8" w:space="0" w:color="4BACC6" w:themeColor="accent5"/>
         <w:left w:val="single" w:sz="8" w:space="0" w:color="4BACC6" w:themeColor="accent5"/>
@@ -8827,6 +8934,12 @@
         <w:insideH w:val="single" w:sz="8" w:space="0" w:color="4BACC6" w:themeColor="accent5"/>
         <w:insideV w:val="single" w:sz="8" w:space="0" w:color="4BACC6" w:themeColor="accent5"/>
       </w:tblBorders>
+      <w:tblCellMar>
+        <w:top w:w="0" w:type="dxa"/>
+        <w:left w:w="108" w:type="dxa"/>
+        <w:bottom w:w="0" w:type="dxa"/>
+        <w:right w:w="108" w:type="dxa"/>
+      </w:tblCellMar>
     </w:tblPr>
     <w:tcPr>
       <w:shd w:val="clear" w:color="auto" w:fill="D2EAF1" w:themeFill="accent5" w:themeFillTint="3F"/>
@@ -8937,6 +9050,7 @@
     <w:tblPr>
       <w:tblStyleRowBandSize w:val="1"/>
       <w:tblStyleColBandSize w:val="1"/>
+      <w:tblInd w:w="0" w:type="dxa"/>
       <w:tblBorders>
         <w:top w:val="single" w:sz="8" w:space="0" w:color="F79646" w:themeColor="accent6"/>
         <w:left w:val="single" w:sz="8" w:space="0" w:color="F79646" w:themeColor="accent6"/>
@@ -8945,6 +9059,12 @@
         <w:insideH w:val="single" w:sz="8" w:space="0" w:color="F79646" w:themeColor="accent6"/>
         <w:insideV w:val="single" w:sz="8" w:space="0" w:color="F79646" w:themeColor="accent6"/>
       </w:tblBorders>
+      <w:tblCellMar>
+        <w:top w:w="0" w:type="dxa"/>
+        <w:left w:w="108" w:type="dxa"/>
+        <w:bottom w:w="0" w:type="dxa"/>
+        <w:right w:w="108" w:type="dxa"/>
+      </w:tblCellMar>
     </w:tblPr>
     <w:tcPr>
       <w:shd w:val="clear" w:color="auto" w:fill="FDE4D0" w:themeFill="accent6" w:themeFillTint="3F"/>
@@ -9051,6 +9171,7 @@
     <w:tblPr>
       <w:tblStyleRowBandSize w:val="1"/>
       <w:tblStyleColBandSize w:val="1"/>
+      <w:tblInd w:w="0" w:type="dxa"/>
       <w:tblBorders>
         <w:top w:val="single" w:sz="8" w:space="0" w:color="FFFFFF" w:themeColor="background1"/>
         <w:left w:val="single" w:sz="8" w:space="0" w:color="FFFFFF" w:themeColor="background1"/>
@@ -9059,6 +9180,12 @@
         <w:insideH w:val="single" w:sz="6" w:space="0" w:color="FFFFFF" w:themeColor="background1"/>
         <w:insideV w:val="single" w:sz="6" w:space="0" w:color="FFFFFF" w:themeColor="background1"/>
       </w:tblBorders>
+      <w:tblCellMar>
+        <w:top w:w="0" w:type="dxa"/>
+        <w:left w:w="108" w:type="dxa"/>
+        <w:bottom w:w="0" w:type="dxa"/>
+        <w:right w:w="108" w:type="dxa"/>
+      </w:tblCellMar>
     </w:tblPr>
     <w:tcPr>
       <w:shd w:val="clear" w:color="auto" w:fill="C0C0C0" w:themeFill="text1" w:themeFillTint="3F"/>
@@ -9185,6 +9312,7 @@
     <w:tblPr>
       <w:tblStyleRowBandSize w:val="1"/>
       <w:tblStyleColBandSize w:val="1"/>
+      <w:tblInd w:w="0" w:type="dxa"/>
       <w:tblBorders>
         <w:top w:val="single" w:sz="8" w:space="0" w:color="FFFFFF" w:themeColor="background1"/>
         <w:left w:val="single" w:sz="8" w:space="0" w:color="FFFFFF" w:themeColor="background1"/>
@@ -9193,6 +9321,12 @@
         <w:insideH w:val="single" w:sz="6" w:space="0" w:color="FFFFFF" w:themeColor="background1"/>
         <w:insideV w:val="single" w:sz="6" w:space="0" w:color="FFFFFF" w:themeColor="background1"/>
       </w:tblBorders>
+      <w:tblCellMar>
+        <w:top w:w="0" w:type="dxa"/>
+        <w:left w:w="108" w:type="dxa"/>
+        <w:bottom w:w="0" w:type="dxa"/>
+        <w:right w:w="108" w:type="dxa"/>
+      </w:tblCellMar>
     </w:tblPr>
     <w:tcPr>
       <w:shd w:val="clear" w:color="auto" w:fill="D3DFEE" w:themeFill="accent1" w:themeFillTint="3F"/>
@@ -9319,6 +9453,7 @@
     <w:tblPr>
       <w:tblStyleRowBandSize w:val="1"/>
       <w:tblStyleColBandSize w:val="1"/>
+      <w:tblInd w:w="0" w:type="dxa"/>
       <w:tblBorders>
         <w:top w:val="single" w:sz="8" w:space="0" w:color="FFFFFF" w:themeColor="background1"/>
         <w:left w:val="single" w:sz="8" w:space="0" w:color="FFFFFF" w:themeColor="background1"/>
@@ -9327,6 +9462,12 @@
         <w:insideH w:val="single" w:sz="6" w:space="0" w:color="FFFFFF" w:themeColor="background1"/>
         <w:insideV w:val="single" w:sz="6" w:space="0" w:color="FFFFFF" w:themeColor="background1"/>
       </w:tblBorders>
+      <w:tblCellMar>
+        <w:top w:w="0" w:type="dxa"/>
+        <w:left w:w="108" w:type="dxa"/>
+        <w:bottom w:w="0" w:type="dxa"/>
+        <w:right w:w="108" w:type="dxa"/>
+      </w:tblCellMar>
     </w:tblPr>
     <w:tcPr>
       <w:shd w:val="clear" w:color="auto" w:fill="EFD3D2" w:themeFill="accent2" w:themeFillTint="3F"/>
@@ -9453,6 +9594,7 @@
     <w:tblPr>
       <w:tblStyleRowBandSize w:val="1"/>
       <w:tblStyleColBandSize w:val="1"/>
+      <w:tblInd w:w="0" w:type="dxa"/>
       <w:tblBorders>
         <w:top w:val="single" w:sz="8" w:space="0" w:color="FFFFFF" w:themeColor="background1"/>
         <w:left w:val="single" w:sz="8" w:space="0" w:color="FFFFFF" w:themeColor="background1"/>
@@ -9461,6 +9603,12 @@
         <w:insideH w:val="single" w:sz="6" w:space="0" w:color="FFFFFF" w:themeColor="background1"/>
         <w:insideV w:val="single" w:sz="6" w:space="0" w:color="FFFFFF" w:themeColor="background1"/>
       </w:tblBorders>
+      <w:tblCellMar>
+        <w:top w:w="0" w:type="dxa"/>
+        <w:left w:w="108" w:type="dxa"/>
+        <w:bottom w:w="0" w:type="dxa"/>
+        <w:right w:w="108" w:type="dxa"/>
+      </w:tblCellMar>
     </w:tblPr>
     <w:tcPr>
       <w:shd w:val="clear" w:color="auto" w:fill="E6EED5" w:themeFill="accent3" w:themeFillTint="3F"/>
@@ -9587,6 +9735,7 @@
     <w:tblPr>
       <w:tblStyleRowBandSize w:val="1"/>
       <w:tblStyleColBandSize w:val="1"/>
+      <w:tblInd w:w="0" w:type="dxa"/>
       <w:tblBorders>
         <w:top w:val="single" w:sz="8" w:space="0" w:color="FFFFFF" w:themeColor="background1"/>
         <w:left w:val="single" w:sz="8" w:space="0" w:color="FFFFFF" w:themeColor="background1"/>
@@ -9595,6 +9744,12 @@
         <w:insideH w:val="single" w:sz="6" w:space="0" w:color="FFFFFF" w:themeColor="background1"/>
         <w:insideV w:val="single" w:sz="6" w:space="0" w:color="FFFFFF" w:themeColor="background1"/>
       </w:tblBorders>
+      <w:tblCellMar>
+        <w:top w:w="0" w:type="dxa"/>
+        <w:left w:w="108" w:type="dxa"/>
+        <w:bottom w:w="0" w:type="dxa"/>
+        <w:right w:w="108" w:type="dxa"/>
+      </w:tblCellMar>
     </w:tblPr>
     <w:tcPr>
       <w:shd w:val="clear" w:color="auto" w:fill="DFD8E8" w:themeFill="accent4" w:themeFillTint="3F"/>
@@ -9721,6 +9876,7 @@
     <w:tblPr>
       <w:tblStyleRowBandSize w:val="1"/>
       <w:tblStyleColBandSize w:val="1"/>
+      <w:tblInd w:w="0" w:type="dxa"/>
       <w:tblBorders>
         <w:top w:val="single" w:sz="8" w:space="0" w:color="FFFFFF" w:themeColor="background1"/>
         <w:left w:val="single" w:sz="8" w:space="0" w:color="FFFFFF" w:themeColor="background1"/>
@@ -9729,6 +9885,12 @@
         <w:insideH w:val="single" w:sz="6" w:space="0" w:color="FFFFFF" w:themeColor="background1"/>
         <w:insideV w:val="single" w:sz="6" w:space="0" w:color="FFFFFF" w:themeColor="background1"/>
       </w:tblBorders>
+      <w:tblCellMar>
+        <w:top w:w="0" w:type="dxa"/>
+        <w:left w:w="108" w:type="dxa"/>
+        <w:bottom w:w="0" w:type="dxa"/>
+        <w:right w:w="108" w:type="dxa"/>
+      </w:tblCellMar>
     </w:tblPr>
     <w:tcPr>
       <w:shd w:val="clear" w:color="auto" w:fill="D2EAF1" w:themeFill="accent5" w:themeFillTint="3F"/>
@@ -9855,6 +10017,7 @@
     <w:tblPr>
       <w:tblStyleRowBandSize w:val="1"/>
       <w:tblStyleColBandSize w:val="1"/>
+      <w:tblInd w:w="0" w:type="dxa"/>
       <w:tblBorders>
         <w:top w:val="single" w:sz="8" w:space="0" w:color="FFFFFF" w:themeColor="background1"/>
         <w:left w:val="single" w:sz="8" w:space="0" w:color="FFFFFF" w:themeColor="background1"/>
@@ -9863,6 +10026,12 @@
         <w:insideH w:val="single" w:sz="6" w:space="0" w:color="FFFFFF" w:themeColor="background1"/>
         <w:insideV w:val="single" w:sz="6" w:space="0" w:color="FFFFFF" w:themeColor="background1"/>
       </w:tblBorders>
+      <w:tblCellMar>
+        <w:top w:w="0" w:type="dxa"/>
+        <w:left w:w="108" w:type="dxa"/>
+        <w:bottom w:w="0" w:type="dxa"/>
+        <w:right w:w="108" w:type="dxa"/>
+      </w:tblCellMar>
     </w:tblPr>
     <w:tcPr>
       <w:shd w:val="clear" w:color="auto" w:fill="FDE4D0" w:themeFill="accent6" w:themeFillTint="3F"/>
@@ -9992,6 +10161,13 @@
     <w:tblPr>
       <w:tblStyleRowBandSize w:val="1"/>
       <w:tblStyleColBandSize w:val="1"/>
+      <w:tblInd w:w="0" w:type="dxa"/>
+      <w:tblCellMar>
+        <w:top w:w="0" w:type="dxa"/>
+        <w:left w:w="108" w:type="dxa"/>
+        <w:bottom w:w="0" w:type="dxa"/>
+        <w:right w:w="108" w:type="dxa"/>
+      </w:tblCellMar>
     </w:tblPr>
     <w:tcPr>
       <w:shd w:val="clear" w:color="auto" w:fill="000000" w:themeFill="text1"/>
@@ -10099,6 +10275,13 @@
     <w:tblPr>
       <w:tblStyleRowBandSize w:val="1"/>
       <w:tblStyleColBandSize w:val="1"/>
+      <w:tblInd w:w="0" w:type="dxa"/>
+      <w:tblCellMar>
+        <w:top w:w="0" w:type="dxa"/>
+        <w:left w:w="108" w:type="dxa"/>
+        <w:bottom w:w="0" w:type="dxa"/>
+        <w:right w:w="108" w:type="dxa"/>
+      </w:tblCellMar>
     </w:tblPr>
     <w:tcPr>
       <w:shd w:val="clear" w:color="auto" w:fill="4F81BD" w:themeFill="accent1"/>
@@ -10206,6 +10389,13 @@
     <w:tblPr>
       <w:tblStyleRowBandSize w:val="1"/>
       <w:tblStyleColBandSize w:val="1"/>
+      <w:tblInd w:w="0" w:type="dxa"/>
+      <w:tblCellMar>
+        <w:top w:w="0" w:type="dxa"/>
+        <w:left w:w="108" w:type="dxa"/>
+        <w:bottom w:w="0" w:type="dxa"/>
+        <w:right w:w="108" w:type="dxa"/>
+      </w:tblCellMar>
     </w:tblPr>
     <w:tcPr>
       <w:shd w:val="clear" w:color="auto" w:fill="C0504D" w:themeFill="accent2"/>
@@ -10313,6 +10503,13 @@
     <w:tblPr>
       <w:tblStyleRowBandSize w:val="1"/>
       <w:tblStyleColBandSize w:val="1"/>
+      <w:tblInd w:w="0" w:type="dxa"/>
+      <w:tblCellMar>
+        <w:top w:w="0" w:type="dxa"/>
+        <w:left w:w="108" w:type="dxa"/>
+        <w:bottom w:w="0" w:type="dxa"/>
+        <w:right w:w="108" w:type="dxa"/>
+      </w:tblCellMar>
     </w:tblPr>
     <w:tcPr>
       <w:shd w:val="clear" w:color="auto" w:fill="9BBB59" w:themeFill="accent3"/>
@@ -10420,6 +10617,13 @@
     <w:tblPr>
       <w:tblStyleRowBandSize w:val="1"/>
       <w:tblStyleColBandSize w:val="1"/>
+      <w:tblInd w:w="0" w:type="dxa"/>
+      <w:tblCellMar>
+        <w:top w:w="0" w:type="dxa"/>
+        <w:left w:w="108" w:type="dxa"/>
+        <w:bottom w:w="0" w:type="dxa"/>
+        <w:right w:w="108" w:type="dxa"/>
+      </w:tblCellMar>
     </w:tblPr>
     <w:tcPr>
       <w:shd w:val="clear" w:color="auto" w:fill="8064A2" w:themeFill="accent4"/>
@@ -10527,6 +10731,13 @@
     <w:tblPr>
       <w:tblStyleRowBandSize w:val="1"/>
       <w:tblStyleColBandSize w:val="1"/>
+      <w:tblInd w:w="0" w:type="dxa"/>
+      <w:tblCellMar>
+        <w:top w:w="0" w:type="dxa"/>
+        <w:left w:w="108" w:type="dxa"/>
+        <w:bottom w:w="0" w:type="dxa"/>
+        <w:right w:w="108" w:type="dxa"/>
+      </w:tblCellMar>
     </w:tblPr>
     <w:tcPr>
       <w:shd w:val="clear" w:color="auto" w:fill="4BACC6" w:themeFill="accent5"/>
@@ -10634,6 +10845,13 @@
     <w:tblPr>
       <w:tblStyleRowBandSize w:val="1"/>
       <w:tblStyleColBandSize w:val="1"/>
+      <w:tblInd w:w="0" w:type="dxa"/>
+      <w:tblCellMar>
+        <w:top w:w="0" w:type="dxa"/>
+        <w:left w:w="108" w:type="dxa"/>
+        <w:bottom w:w="0" w:type="dxa"/>
+        <w:right w:w="108" w:type="dxa"/>
+      </w:tblCellMar>
     </w:tblPr>
     <w:tcPr>
       <w:shd w:val="clear" w:color="auto" w:fill="F79646" w:themeFill="accent6"/>
@@ -10741,6 +10959,7 @@
     <w:tblPr>
       <w:tblStyleRowBandSize w:val="1"/>
       <w:tblStyleColBandSize w:val="1"/>
+      <w:tblInd w:w="0" w:type="dxa"/>
       <w:tblBorders>
         <w:top w:val="single" w:sz="24" w:space="0" w:color="C0504D" w:themeColor="accent2"/>
         <w:left w:val="single" w:sz="4" w:space="0" w:color="000000" w:themeColor="text1"/>
@@ -10749,6 +10968,12 @@
         <w:insideH w:val="single" w:sz="4" w:space="0" w:color="FFFFFF" w:themeColor="background1"/>
         <w:insideV w:val="single" w:sz="4" w:space="0" w:color="FFFFFF" w:themeColor="background1"/>
       </w:tblBorders>
+      <w:tblCellMar>
+        <w:top w:w="0" w:type="dxa"/>
+        <w:left w:w="108" w:type="dxa"/>
+        <w:bottom w:w="0" w:type="dxa"/>
+        <w:right w:w="108" w:type="dxa"/>
+      </w:tblCellMar>
     </w:tblPr>
     <w:tcPr>
       <w:shd w:val="clear" w:color="auto" w:fill="E6E6E6" w:themeFill="text1" w:themeFillTint="19"/>
@@ -10856,6 +11081,7 @@
     <w:tblPr>
       <w:tblStyleRowBandSize w:val="1"/>
       <w:tblStyleColBandSize w:val="1"/>
+      <w:tblInd w:w="0" w:type="dxa"/>
       <w:tblBorders>
         <w:top w:val="single" w:sz="24" w:space="0" w:color="C0504D" w:themeColor="accent2"/>
         <w:left w:val="single" w:sz="4" w:space="0" w:color="4F81BD" w:themeColor="accent1"/>
@@ -10864,6 +11090,12 @@
         <w:insideH w:val="single" w:sz="4" w:space="0" w:color="FFFFFF" w:themeColor="background1"/>
         <w:insideV w:val="single" w:sz="4" w:space="0" w:color="FFFFFF" w:themeColor="background1"/>
       </w:tblBorders>
+      <w:tblCellMar>
+        <w:top w:w="0" w:type="dxa"/>
+        <w:left w:w="108" w:type="dxa"/>
+        <w:bottom w:w="0" w:type="dxa"/>
+        <w:right w:w="108" w:type="dxa"/>
+      </w:tblCellMar>
     </w:tblPr>
     <w:tcPr>
       <w:shd w:val="clear" w:color="auto" w:fill="EDF2F8" w:themeFill="accent1" w:themeFillTint="19"/>
@@ -10971,6 +11203,7 @@
     <w:tblPr>
       <w:tblStyleRowBandSize w:val="1"/>
       <w:tblStyleColBandSize w:val="1"/>
+      <w:tblInd w:w="0" w:type="dxa"/>
       <w:tblBorders>
         <w:top w:val="single" w:sz="24" w:space="0" w:color="C0504D" w:themeColor="accent2"/>
         <w:left w:val="single" w:sz="4" w:space="0" w:color="C0504D" w:themeColor="accent2"/>
@@ -10979,6 +11212,12 @@
         <w:insideH w:val="single" w:sz="4" w:space="0" w:color="FFFFFF" w:themeColor="background1"/>
         <w:insideV w:val="single" w:sz="4" w:space="0" w:color="FFFFFF" w:themeColor="background1"/>
       </w:tblBorders>
+      <w:tblCellMar>
+        <w:top w:w="0" w:type="dxa"/>
+        <w:left w:w="108" w:type="dxa"/>
+        <w:bottom w:w="0" w:type="dxa"/>
+        <w:right w:w="108" w:type="dxa"/>
+      </w:tblCellMar>
     </w:tblPr>
     <w:tcPr>
       <w:shd w:val="clear" w:color="auto" w:fill="F8EDED" w:themeFill="accent2" w:themeFillTint="19"/>
@@ -11086,6 +11325,7 @@
     <w:tblPr>
       <w:tblStyleRowBandSize w:val="1"/>
       <w:tblStyleColBandSize w:val="1"/>
+      <w:tblInd w:w="0" w:type="dxa"/>
       <w:tblBorders>
         <w:top w:val="single" w:sz="24" w:space="0" w:color="8064A2" w:themeColor="accent4"/>
         <w:left w:val="single" w:sz="4" w:space="0" w:color="9BBB59" w:themeColor="accent3"/>
@@ -11094,6 +11334,12 @@
         <w:insideH w:val="single" w:sz="4" w:space="0" w:color="FFFFFF" w:themeColor="background1"/>
         <w:insideV w:val="single" w:sz="4" w:space="0" w:color="FFFFFF" w:themeColor="background1"/>
       </w:tblBorders>
+      <w:tblCellMar>
+        <w:top w:w="0" w:type="dxa"/>
+        <w:left w:w="108" w:type="dxa"/>
+        <w:bottom w:w="0" w:type="dxa"/>
+        <w:right w:w="108" w:type="dxa"/>
+      </w:tblCellMar>
     </w:tblPr>
     <w:tcPr>
       <w:shd w:val="clear" w:color="auto" w:fill="F5F8EE" w:themeFill="accent3" w:themeFillTint="19"/>
@@ -11191,6 +11437,7 @@
     <w:tblPr>
       <w:tblStyleRowBandSize w:val="1"/>
       <w:tblStyleColBandSize w:val="1"/>
+      <w:tblInd w:w="0" w:type="dxa"/>
       <w:tblBorders>
         <w:top w:val="single" w:sz="24" w:space="0" w:color="9BBB59" w:themeColor="accent3"/>
         <w:left w:val="single" w:sz="4" w:space="0" w:color="8064A2" w:themeColor="accent4"/>
@@ -11199,6 +11446,12 @@
         <w:insideH w:val="single" w:sz="4" w:space="0" w:color="FFFFFF" w:themeColor="background1"/>
         <w:insideV w:val="single" w:sz="4" w:space="0" w:color="FFFFFF" w:themeColor="background1"/>
       </w:tblBorders>
+      <w:tblCellMar>
+        <w:top w:w="0" w:type="dxa"/>
+        <w:left w:w="108" w:type="dxa"/>
+        <w:bottom w:w="0" w:type="dxa"/>
+        <w:right w:w="108" w:type="dxa"/>
+      </w:tblCellMar>
     </w:tblPr>
     <w:tcPr>
       <w:shd w:val="clear" w:color="auto" w:fill="F2EFF6" w:themeFill="accent4" w:themeFillTint="19"/>
@@ -11306,6 +11559,7 @@
     <w:tblPr>
       <w:tblStyleRowBandSize w:val="1"/>
       <w:tblStyleColBandSize w:val="1"/>
+      <w:tblInd w:w="0" w:type="dxa"/>
       <w:tblBorders>
         <w:top w:val="single" w:sz="24" w:space="0" w:color="F79646" w:themeColor="accent6"/>
         <w:left w:val="single" w:sz="4" w:space="0" w:color="4BACC6" w:themeColor="accent5"/>
@@ -11314,6 +11568,12 @@
         <w:insideH w:val="single" w:sz="4" w:space="0" w:color="FFFFFF" w:themeColor="background1"/>
         <w:insideV w:val="single" w:sz="4" w:space="0" w:color="FFFFFF" w:themeColor="background1"/>
       </w:tblBorders>
+      <w:tblCellMar>
+        <w:top w:w="0" w:type="dxa"/>
+        <w:left w:w="108" w:type="dxa"/>
+        <w:bottom w:w="0" w:type="dxa"/>
+        <w:right w:w="108" w:type="dxa"/>
+      </w:tblCellMar>
     </w:tblPr>
     <w:tcPr>
       <w:shd w:val="clear" w:color="auto" w:fill="EDF6F9" w:themeFill="accent5" w:themeFillTint="19"/>
@@ -11421,6 +11681,7 @@
     <w:tblPr>
       <w:tblStyleRowBandSize w:val="1"/>
       <w:tblStyleColBandSize w:val="1"/>
+      <w:tblInd w:w="0" w:type="dxa"/>
       <w:tblBorders>
         <w:top w:val="single" w:sz="24" w:space="0" w:color="4BACC6" w:themeColor="accent5"/>
         <w:left w:val="single" w:sz="4" w:space="0" w:color="F79646" w:themeColor="accent6"/>
@@ -11429,6 +11690,12 @@
         <w:insideH w:val="single" w:sz="4" w:space="0" w:color="FFFFFF" w:themeColor="background1"/>
         <w:insideV w:val="single" w:sz="4" w:space="0" w:color="FFFFFF" w:themeColor="background1"/>
       </w:tblBorders>
+      <w:tblCellMar>
+        <w:top w:w="0" w:type="dxa"/>
+        <w:left w:w="108" w:type="dxa"/>
+        <w:bottom w:w="0" w:type="dxa"/>
+        <w:right w:w="108" w:type="dxa"/>
+      </w:tblCellMar>
     </w:tblPr>
     <w:tcPr>
       <w:shd w:val="clear" w:color="auto" w:fill="FEF4EC" w:themeFill="accent6" w:themeFillTint="19"/>
@@ -11536,6 +11803,13 @@
     <w:tblPr>
       <w:tblStyleRowBandSize w:val="1"/>
       <w:tblStyleColBandSize w:val="1"/>
+      <w:tblInd w:w="0" w:type="dxa"/>
+      <w:tblCellMar>
+        <w:top w:w="0" w:type="dxa"/>
+        <w:left w:w="108" w:type="dxa"/>
+        <w:bottom w:w="0" w:type="dxa"/>
+        <w:right w:w="108" w:type="dxa"/>
+      </w:tblCellMar>
     </w:tblPr>
     <w:tcPr>
       <w:shd w:val="clear" w:color="auto" w:fill="E6E6E6" w:themeFill="text1" w:themeFillTint="19"/>
@@ -11615,6 +11889,13 @@
     <w:tblPr>
       <w:tblStyleRowBandSize w:val="1"/>
       <w:tblStyleColBandSize w:val="1"/>
+      <w:tblInd w:w="0" w:type="dxa"/>
+      <w:tblCellMar>
+        <w:top w:w="0" w:type="dxa"/>
+        <w:left w:w="108" w:type="dxa"/>
+        <w:bottom w:w="0" w:type="dxa"/>
+        <w:right w:w="108" w:type="dxa"/>
+      </w:tblCellMar>
     </w:tblPr>
     <w:tcPr>
       <w:shd w:val="clear" w:color="auto" w:fill="EDF2F8" w:themeFill="accent1" w:themeFillTint="19"/>
@@ -11694,6 +11975,13 @@
     <w:tblPr>
       <w:tblStyleRowBandSize w:val="1"/>
       <w:tblStyleColBandSize w:val="1"/>
+      <w:tblInd w:w="0" w:type="dxa"/>
+      <w:tblCellMar>
+        <w:top w:w="0" w:type="dxa"/>
+        <w:left w:w="108" w:type="dxa"/>
+        <w:bottom w:w="0" w:type="dxa"/>
+        <w:right w:w="108" w:type="dxa"/>
+      </w:tblCellMar>
     </w:tblPr>
     <w:tcPr>
       <w:shd w:val="clear" w:color="auto" w:fill="F8EDED" w:themeFill="accent2" w:themeFillTint="19"/>
@@ -11773,6 +12061,13 @@
     <w:tblPr>
       <w:tblStyleRowBandSize w:val="1"/>
       <w:tblStyleColBandSize w:val="1"/>
+      <w:tblInd w:w="0" w:type="dxa"/>
+      <w:tblCellMar>
+        <w:top w:w="0" w:type="dxa"/>
+        <w:left w:w="108" w:type="dxa"/>
+        <w:bottom w:w="0" w:type="dxa"/>
+        <w:right w:w="108" w:type="dxa"/>
+      </w:tblCellMar>
     </w:tblPr>
     <w:tcPr>
       <w:shd w:val="clear" w:color="auto" w:fill="F5F8EE" w:themeFill="accent3" w:themeFillTint="19"/>
@@ -11852,6 +12147,13 @@
     <w:tblPr>
       <w:tblStyleRowBandSize w:val="1"/>
       <w:tblStyleColBandSize w:val="1"/>
+      <w:tblInd w:w="0" w:type="dxa"/>
+      <w:tblCellMar>
+        <w:top w:w="0" w:type="dxa"/>
+        <w:left w:w="108" w:type="dxa"/>
+        <w:bottom w:w="0" w:type="dxa"/>
+        <w:right w:w="108" w:type="dxa"/>
+      </w:tblCellMar>
     </w:tblPr>
     <w:tcPr>
       <w:shd w:val="clear" w:color="auto" w:fill="F2EFF6" w:themeFill="accent4" w:themeFillTint="19"/>
@@ -11931,6 +12233,13 @@
     <w:tblPr>
       <w:tblStyleRowBandSize w:val="1"/>
       <w:tblStyleColBandSize w:val="1"/>
+      <w:tblInd w:w="0" w:type="dxa"/>
+      <w:tblCellMar>
+        <w:top w:w="0" w:type="dxa"/>
+        <w:left w:w="108" w:type="dxa"/>
+        <w:bottom w:w="0" w:type="dxa"/>
+        <w:right w:w="108" w:type="dxa"/>
+      </w:tblCellMar>
     </w:tblPr>
     <w:tcPr>
       <w:shd w:val="clear" w:color="auto" w:fill="EDF6F9" w:themeFill="accent5" w:themeFillTint="19"/>
@@ -12010,6 +12319,13 @@
     <w:tblPr>
       <w:tblStyleRowBandSize w:val="1"/>
       <w:tblStyleColBandSize w:val="1"/>
+      <w:tblInd w:w="0" w:type="dxa"/>
+      <w:tblCellMar>
+        <w:top w:w="0" w:type="dxa"/>
+        <w:left w:w="108" w:type="dxa"/>
+        <w:bottom w:w="0" w:type="dxa"/>
+        <w:right w:w="108" w:type="dxa"/>
+      </w:tblCellMar>
     </w:tblPr>
     <w:tcPr>
       <w:shd w:val="clear" w:color="auto" w:fill="FEF4EC" w:themeFill="accent6" w:themeFillTint="19"/>
@@ -12089,9 +12405,16 @@
     <w:tblPr>
       <w:tblStyleRowBandSize w:val="1"/>
       <w:tblStyleColBandSize w:val="1"/>
+      <w:tblInd w:w="0" w:type="dxa"/>
       <w:tblBorders>
         <w:insideH w:val="single" w:sz="4" w:space="0" w:color="FFFFFF" w:themeColor="background1"/>
       </w:tblBorders>
+      <w:tblCellMar>
+        <w:top w:w="0" w:type="dxa"/>
+        <w:left w:w="108" w:type="dxa"/>
+        <w:bottom w:w="0" w:type="dxa"/>
+        <w:right w:w="108" w:type="dxa"/>
+      </w:tblCellMar>
     </w:tblPr>
     <w:tcPr>
       <w:shd w:val="clear" w:color="auto" w:fill="CCCCCC" w:themeFill="text1" w:themeFillTint="33"/>
@@ -12162,9 +12485,16 @@
     <w:tblPr>
       <w:tblStyleRowBandSize w:val="1"/>
       <w:tblStyleColBandSize w:val="1"/>
+      <w:tblInd w:w="0" w:type="dxa"/>
       <w:tblBorders>
         <w:insideH w:val="single" w:sz="4" w:space="0" w:color="FFFFFF" w:themeColor="background1"/>
       </w:tblBorders>
+      <w:tblCellMar>
+        <w:top w:w="0" w:type="dxa"/>
+        <w:left w:w="108" w:type="dxa"/>
+        <w:bottom w:w="0" w:type="dxa"/>
+        <w:right w:w="108" w:type="dxa"/>
+      </w:tblCellMar>
     </w:tblPr>
     <w:tcPr>
       <w:shd w:val="clear" w:color="auto" w:fill="DBE5F1" w:themeFill="accent1" w:themeFillTint="33"/>
@@ -12235,9 +12565,16 @@
     <w:tblPr>
       <w:tblStyleRowBandSize w:val="1"/>
       <w:tblStyleColBandSize w:val="1"/>
+      <w:tblInd w:w="0" w:type="dxa"/>
       <w:tblBorders>
         <w:insideH w:val="single" w:sz="4" w:space="0" w:color="FFFFFF" w:themeColor="background1"/>
       </w:tblBorders>
+      <w:tblCellMar>
+        <w:top w:w="0" w:type="dxa"/>
+        <w:left w:w="108" w:type="dxa"/>
+        <w:bottom w:w="0" w:type="dxa"/>
+        <w:right w:w="108" w:type="dxa"/>
+      </w:tblCellMar>
     </w:tblPr>
     <w:tcPr>
       <w:shd w:val="clear" w:color="auto" w:fill="F2DBDB" w:themeFill="accent2" w:themeFillTint="33"/>
@@ -12308,9 +12645,16 @@
     <w:tblPr>
       <w:tblStyleRowBandSize w:val="1"/>
       <w:tblStyleColBandSize w:val="1"/>
+      <w:tblInd w:w="0" w:type="dxa"/>
       <w:tblBorders>
         <w:insideH w:val="single" w:sz="4" w:space="0" w:color="FFFFFF" w:themeColor="background1"/>
       </w:tblBorders>
+      <w:tblCellMar>
+        <w:top w:w="0" w:type="dxa"/>
+        <w:left w:w="108" w:type="dxa"/>
+        <w:bottom w:w="0" w:type="dxa"/>
+        <w:right w:w="108" w:type="dxa"/>
+      </w:tblCellMar>
     </w:tblPr>
     <w:tcPr>
       <w:shd w:val="clear" w:color="auto" w:fill="EAF1DD" w:themeFill="accent3" w:themeFillTint="33"/>
@@ -12381,9 +12725,16 @@
     <w:tblPr>
       <w:tblStyleRowBandSize w:val="1"/>
       <w:tblStyleColBandSize w:val="1"/>
+      <w:tblInd w:w="0" w:type="dxa"/>
       <w:tblBorders>
         <w:insideH w:val="single" w:sz="4" w:space="0" w:color="FFFFFF" w:themeColor="background1"/>
       </w:tblBorders>
+      <w:tblCellMar>
+        <w:top w:w="0" w:type="dxa"/>
+        <w:left w:w="108" w:type="dxa"/>
+        <w:bottom w:w="0" w:type="dxa"/>
+        <w:right w:w="108" w:type="dxa"/>
+      </w:tblCellMar>
     </w:tblPr>
     <w:tcPr>
       <w:shd w:val="clear" w:color="auto" w:fill="E5DFEC" w:themeFill="accent4" w:themeFillTint="33"/>
@@ -12454,9 +12805,16 @@
     <w:tblPr>
       <w:tblStyleRowBandSize w:val="1"/>
       <w:tblStyleColBandSize w:val="1"/>
+      <w:tblInd w:w="0" w:type="dxa"/>
       <w:tblBorders>
         <w:insideH w:val="single" w:sz="4" w:space="0" w:color="FFFFFF" w:themeColor="background1"/>
       </w:tblBorders>
+      <w:tblCellMar>
+        <w:top w:w="0" w:type="dxa"/>
+        <w:left w:w="108" w:type="dxa"/>
+        <w:bottom w:w="0" w:type="dxa"/>
+        <w:right w:w="108" w:type="dxa"/>
+      </w:tblCellMar>
     </w:tblPr>
     <w:tcPr>
       <w:shd w:val="clear" w:color="auto" w:fill="DAEEF3" w:themeFill="accent5" w:themeFillTint="33"/>
@@ -12527,9 +12885,16 @@
     <w:tblPr>
       <w:tblStyleRowBandSize w:val="1"/>
       <w:tblStyleColBandSize w:val="1"/>
+      <w:tblInd w:w="0" w:type="dxa"/>
       <w:tblBorders>
         <w:insideH w:val="single" w:sz="4" w:space="0" w:color="FFFFFF" w:themeColor="background1"/>
       </w:tblBorders>
+      <w:tblCellMar>
+        <w:top w:w="0" w:type="dxa"/>
+        <w:left w:w="108" w:type="dxa"/>
+        <w:bottom w:w="0" w:type="dxa"/>
+        <w:right w:w="108" w:type="dxa"/>
+      </w:tblCellMar>
     </w:tblPr>
     <w:tcPr>
       <w:shd w:val="clear" w:color="auto" w:fill="FDE9D9" w:themeFill="accent6" w:themeFillTint="33"/>
@@ -12944,7 +13309,7 @@
 </file>
 
 <file path=customXml/itemProps1.xml><?xml version="1.0" encoding="utf-8"?>
-<ds:datastoreItem xmlns:ds="http://schemas.openxmlformats.org/officeDocument/2006/customXml" ds:itemID="{EF278816-EC6F-A645-907D-7F25AECB1D4A}">
+<ds:datastoreItem xmlns:ds="http://schemas.openxmlformats.org/officeDocument/2006/customXml" ds:itemID="{6A7A2E63-8333-4D84-B06B-BCEFD12EE67F}">
   <ds:schemaRefs>
     <ds:schemaRef ds:uri="http://schemas.openxmlformats.org/officeDocument/2006/bibliography"/>
   </ds:schemaRefs>
